--- a/pr-preview/pr-361/bayesian-inference-handout.docx
+++ b/pr-preview/pr-361/bayesian-inference-handout.docx
@@ -15,7 +15,7 @@
         <w:pStyle w:val="Date"/>
       </w:pPr>
       <w:r>
-        <w:t xml:space="preserve">Last modified: 2026-10-19 00:33:21 (PDT)</w:t>
+        <w:t xml:space="preserve">Last modified: 2026-10-19 09:40:53 (PDT)</w:t>
       </w:r>
     </w:p>
     <w:p>
@@ -348,12 +348,6 @@
         <w:t xml:space="preserve">[1, Ch. 12], p. 272</w:t>
       </w:r>
       <w:r>
-        <w:t xml:space="preserve"> </w:t>
-      </w:r>
-      <w:r>
-        <w:t xml:space="preserve">[3]</w:t>
-      </w:r>
-      <w:r>
         <w:t xml:space="preserve">.</w:t>
       </w:r>
     </w:p>
@@ -687,16 +681,7 @@
         <w:t xml:space="preserve"> </w:t>
       </w:r>
       <w:r>
-        <w:t xml:space="preserve">before the data are observed</w:t>
-      </w:r>
-      <w:r>
-        <w:t xml:space="preserve"> </w:t>
-      </w:r>
-      <w:r>
-        <w:t xml:space="preserve">[4]</w:t>
-      </w:r>
-      <w:r>
-        <w:t xml:space="preserve">.</w:t>
+        <w:t xml:space="preserve">before the data are observed.</w:t>
       </w:r>
     </w:p>
     <w:p>
@@ -1080,7 +1065,7 @@
     </w:p>
     <w:bookmarkEnd w:id="18"/>
     <w:bookmarkEnd w:id="19"/>
-    <w:bookmarkStart w:id="73" w:name="sec-bayes-equation"/>
+    <w:bookmarkStart w:id="74" w:name="sec-bayes-equation"/>
     <w:p>
       <w:pPr>
         <w:pStyle w:val="Heading2"/>
@@ -4565,28 +4550,28 @@
         <w:t xml:space="preserve">$$
     \begin{aligned}
     \operatorname{p}(\mathord{\smash[b]{\underset{\raise.3ex\hbox{$\scriptstyle\sim$}}{x}}\vphantom{x}}\mid \mu)
-    &amp;= \prod_{i=1}^n(2\pi)^{-1/2} \operatorname{exp}\mathopen{}\left\{-\frac{1}{2}(x_i- \mu)^2\right\}\mathclose{}
+    &amp;= \prod_{i=1}^n(2\pi)^{-1/2} {\operatorname{exp}\mathopen{}\left\{-\frac{1}{2}(x_i- \mu)^2\right\}\mathclose{}}
     &amp;&amp; \text{(independent Gaussian observations)}\\
-    &amp;= (2\pi)^{-n/2} \operatorname{exp}\mathopen{}\left\{-\frac{1}{2}\sum_{i=1}^n(x_i- \mu)^2\right\}\mathclose{}
+    &amp;= (2\pi)^{-n/2} {\operatorname{exp}\mathopen{}\left\{-\frac{1}{2}\sum_{i=1}^n(x_i- \mu)^2\right\}\mathclose{}}
     &amp;&amp; \text{(combining the exponents)}\\
-    &amp;= (2\pi)^{-n/2} \operatorname{exp}\mathopen{}\left\{-\frac{1}{2}\sum_{i=1}^n\mathopen{}\left(x_i^2 - 2 \mu x_i+ \mu^2\right)\mathclose{}\right\}\mathclose{}
+    &amp;= (2\pi)^{-n/2} {\operatorname{exp}\mathopen{}\left\{-\frac{1}{2}\sum_{i=1}^n\mathopen{}\left(x_i^2 - 2 \mu x_i+ \mu^2\right)\mathclose{}\right\}\mathclose{}}
     &amp;&amp; \text{(expanding each square)}\\
-    &amp;= (2\pi)^{-n/2} \operatorname{exp}\mathopen{}\left\{-\frac{1}{2}\mathopen{}\left(\sum_{i=1}^nx_i^2 - \sum_{i=1}^n2 \mu x_i+ \sum_{i=1}^n\mu^2\right)\mathclose{}\right\}\mathclose{}
+    &amp;= (2\pi)^{-n/2} {\operatorname{exp}\mathopen{}\left\{-\frac{1}{2}\mathopen{}\left(\sum_{i=1}^nx_i^2 - \sum_{i=1}^n2 \mu x_i+ \sum_{i=1}^n\mu^2\right)\mathclose{}\right\}\mathclose{}}
     &amp;&amp; \text{(splitting the sum)}\\
-    &amp;= (2\pi)^{-n/2} \operatorname{exp}\mathopen{}\left\{-\frac{1}{2}\mathopen{}\left(\sum_{i=1}^nx_i^2 - 2 \mu\sum_{i=1}^nx_i+ \sum_{i=1}^n\mu^2\right)\mathclose{}\right\}\mathclose{}
+    &amp;= (2\pi)^{-n/2} {\operatorname{exp}\mathopen{}\left\{-\frac{1}{2}\mathopen{}\left(\sum_{i=1}^nx_i^2 - 2 \mu\sum_{i=1}^nx_i+ \sum_{i=1}^n\mu^2\right)\mathclose{}\right\}\mathclose{}}
     &amp;&amp; \text{(factoring the constant $2 \mu$ out of the middle sum)}\\
-    &amp;= (2\pi)^{-n/2} \operatorname{exp}\mathopen{}\left\{-\frac{1}{2}\mathopen{}\left(\sum_{i=1}^nx_i^2 - 2 \mu\sum_{i=1}^nx_i+ n \mu^2\right)\mathclose{}\right\}\mathclose{}
+    &amp;= (2\pi)^{-n/2} {\operatorname{exp}\mathopen{}\left\{-\frac{1}{2}\mathopen{}\left(\sum_{i=1}^nx_i^2 - 2 \mu\sum_{i=1}^nx_i+ n \mu^2\right)\mathclose{}\right\}\mathclose{}}
     &amp;&amp; \text{(summing the constant $\mu^2$ over $n$ terms)}\\
-    &amp;= (2\pi)^{-n/2} \operatorname{exp}\mathopen{}\left\{-\frac{1}{2}\mathopen{}\left(\sum_{i=1}^nx_i^2 - 2 \mu n \bar x + n \mu^2\right)\mathclose{}\right\}\mathclose{}
+    &amp;= (2\pi)^{-n/2} {\operatorname{exp}\mathopen{}\left\{-\frac{1}{2}\mathopen{}\left(\sum_{i=1}^nx_i^2 - 2 \mu n \bar x + n \mu^2\right)\mathclose{}\right\}\mathclose{}}
     &amp;&amp; \text{(substituting $\sum_{i=1}^nx_i= n \bar x$)}\\
-    &amp;= (2\pi)^{-n/2} \operatorname{exp}\mathopen{}\left\{-\frac{1}{2}\mathopen{}\left(\sum_{i=1}^nx_i^2 + \mathopen{}\left(n \mu^2 - 2 \mu n \bar x\right)\mathclose{}\right)\mathclose{}\right\}\mathclose{}
+    &amp;= (2\pi)^{-n/2} {\operatorname{exp}\mathopen{}\left\{-\frac{1}{2}\mathopen{}\left(\sum_{i=1}^nx_i^2 + \mathopen{}\left(n \mu^2 - 2 \mu n \bar x\right)\mathclose{}\right)\mathclose{}\right\}\mathclose{}}
     &amp;&amp; \text{(reordering and grouping the terms that involve $\mu$)}\\
-    &amp;= (2\pi)^{-n/2} \operatorname{exp}\mathopen{}\left\{-\frac{1}{2}\sum_{i=1}^nx_i^2 - \frac{1}{2}\mathopen{}\left(n \mu^2 - 2 \mu n \bar x\right)\mathclose{}\right\}\mathclose{}
+    &amp;= (2\pi)^{-n/2} {\operatorname{exp}\mathopen{}\left\{-\frac{1}{2}\sum_{i=1}^nx_i^2 - \frac{1}{2}\mathopen{}\left(n \mu^2 - 2 \mu n \bar x\right)\mathclose{}\right\}\mathclose{}}
     &amp;&amp; \text{(distributing $-\tfrac{1}{2}$)}\\
-    &amp;= (2\pi)^{-n/2} \operatorname{exp}\mathopen{}\left\{-\frac{1}{2}\sum_{i=1}^nx_i^2\right\}\mathclose{}
-      \cdot \operatorname{exp}\mathopen{}\left\{-\frac{1}{2}\mathopen{}\left(n \mu^2 - 2 \mu n \bar x\right)\mathclose{}\right\}\mathclose{}
+    &amp;= (2\pi)^{-n/2} {\operatorname{exp}\mathopen{}\left\{-\frac{1}{2}\sum_{i=1}^nx_i^2\right\}\mathclose{}}
+      \cdot {\operatorname{exp}\mathopen{}\left\{-\frac{1}{2}\mathopen{}\left(n \mu^2 - 2 \mu n \bar x\right)\mathclose{}\right\}\mathclose{}}
     &amp;&amp; \text{(writing the exponential of a sum as a product of exponentials)}\\
-    &amp;\propto \operatorname{exp}\mathopen{}\left\{-\frac{1}{2}\mathopen{}\left(n \mu^2 - 2 \mu n \bar x\right)\mathclose{}\right\}\mathclose{}
+    &amp;\propto {\operatorname{exp}\mathopen{}\left\{-\frac{1}{2}\mathopen{}\left(n \mu^2 - 2 \mu n \bar x\right)\mathclose{}\right\}\mathclose{}}
     &amp;&amp; \text{(dropping factors that do not involve $\mu$)},
     \end{aligned}
      \qquad(6)$$</w:t>
@@ -4792,25 +4777,25 @@
     \operatorname{p}(\mu\mid \mathord{\smash[b]{\underset{\raise.3ex\hbox{$\scriptstyle\sim$}}{x}}\vphantom{x}})
     &amp;\propto \operatorname{p}(\mathord{\smash[b]{\underset{\raise.3ex\hbox{$\scriptstyle\sim$}}{x}}\vphantom{x}}\mid \mu)\, \operatorname{p}(\mu)
     &amp;&amp; \text{(posterior is proportional to likelihood times prior)}\\
-    &amp;\propto \operatorname{exp}\mathopen{}\left\{-\frac{1}{2}\mathopen{}\left(n \mu^2 - 2 \mu n \bar x\right)\mathclose{}\right\}\mathclose{}
-      \cdot \operatorname{exp}\mathopen{}\left\{-\frac{1}{2}\mu^2\right\}\mathclose{}
+    &amp;\propto {\operatorname{exp}\mathopen{}\left\{-\frac{1}{2}\mathopen{}\left(n \mu^2 - 2 \mu n \bar x\right)\mathclose{}\right\}\mathclose{}}
+      \cdot {\operatorname{exp}\mathopen{}\left\{-\frac{1}{2}\mu^2\right\}\mathclose{}}
     &amp;&amp; \text{(substituting likelihood and prior)}\\
-    &amp;= \operatorname{exp}\mathopen{}\left\{-\frac{1}{2}\mathopen{}\left(n \mu^2 - 2 \mu n \bar x\right)\mathclose{} - \frac{1}{2}\mu^2\right\}\mathclose{}
+    &amp;= {\operatorname{exp}\mathopen{}\left\{-\frac{1}{2}\mathopen{}\left(n \mu^2 - 2 \mu n \bar x\right)\mathclose{} - \frac{1}{2}\mu^2\right\}\mathclose{}}
     &amp;&amp; \text{(writing a product of exponentials as the exponential of a sum)}\\
-    &amp;= \operatorname{exp}\mathopen{}\left\{-\frac{1}{2}\mathopen{}\left(n \mu^2 - 2 \mu n \bar x + \mu^2\right)\mathclose{}\right\}\mathclose{}
+    &amp;= {\operatorname{exp}\mathopen{}\left\{-\frac{1}{2}\mathopen{}\left(n \mu^2 - 2 \mu n \bar x + \mu^2\right)\mathclose{}\right\}\mathclose{}}
     &amp;&amp; \text{(factoring out $-\tfrac{1}{2}$)}\\
-    &amp;= \operatorname{exp}\mathopen{}\left\{-\frac{1}{2}\mathopen{}\left(n \mu^2 + \mu^2 - 2 \mu n \bar x\right)\mathclose{}\right\}\mathclose{}
+    &amp;= {\operatorname{exp}\mathopen{}\left\{-\frac{1}{2}\mathopen{}\left(n \mu^2 + \mu^2 - 2 \mu n \bar x\right)\mathclose{}\right\}\mathclose{}}
     &amp;&amp; \text{(reordering the terms)}\\
-    &amp;= \operatorname{exp}\mathopen{}\left\{-\frac{1}{2}\mathopen{}\left((n+1)\mu^2 - 2 \mu n \bar x\right)\mathclose{}\right\}\mathclose{}
+    &amp;= {\operatorname{exp}\mathopen{}\left\{-\frac{1}{2}\mathopen{}\left((n+1)\mu^2 - 2 \mu n \bar x\right)\mathclose{}\right\}\mathclose{}}
     &amp;&amp; \text{(collecting the $\mu^2$ terms)}\\
-    &amp;= \operatorname{exp}\mathopen{}\left\{-\frac{1}{2}(n+1)\mathopen{}\left(\mu^2 - 2 \mu\frac{n}{n+1} \bar x\right)\mathclose{}\right\}\mathclose{}
+    &amp;= {\operatorname{exp}\mathopen{}\left\{-\frac{1}{2}(n+1)\mathopen{}\left(\mu^2 - 2 \mu\frac{n}{n+1} \bar x\right)\mathclose{}\right\}\mathclose{}}
     &amp;&amp; \text{(factoring out $n+1$)}\\
-    &amp;= \operatorname{exp}\mathopen{}\left\{-\frac{1}{2}(n+1)\mathopen{}\left(\mu^2 - 2 \mu m\right)\mathclose{}\right\}\mathclose{}
+    &amp;= {\operatorname{exp}\mathopen{}\left\{-\frac{1}{2}(n+1)\mathopen{}\left(\mu^2 - 2 \mu m\right)\mathclose{}\right\}\mathclose{}}
     &amp;&amp; \text{(definition of $m$)}\\
-    &amp;= \operatorname{exp}\mathopen{}\left\{-\frac{1}{2}(n+1)\mathopen{}\left((\mu- m)^2 - m^2\right)\mathclose{}\right\}\mathclose{}
+    &amp;= {\operatorname{exp}\mathopen{}\left\{-\frac{1}{2}(n+1)\mathopen{}\left((\mu- m)^2 - m^2\right)\mathclose{}\right\}\mathclose{}}
     &amp;&amp; \text{(completing the square)}\\
-    &amp;\propto \operatorname{exp}\mathopen{}\left\{-\frac{1}{2}(n+1)(\mu- m)^2\right\}\mathclose{}
-    &amp;&amp; \text{(dropping the factor $\operatorname{exp}\mathopen{}\left\{\tfrac{1}{2}(n+1)m^2\right\}\mathclose{}$)}.
+    &amp;\propto {\operatorname{exp}\mathopen{}\left\{-\frac{1}{2}(n+1)(\mu- m)^2\right\}\mathclose{}}
+    &amp;&amp; \text{(dropping the factor ${\operatorname{exp}\mathopen{}\left\{\tfrac{1}{2}(n+1)m^2\right\}\mathclose{}}$)}.
     \end{aligned}
      \qquad(7)$$</w:t>
       </w:r>
@@ -4904,7 +4889,7 @@
       <w:bookmarkStart w:id="37" w:name="eq-normal-normal-exm-3"/>
       <w:r>
         <w:t xml:space="preserve">$$
-    \mu\mid \mathord{\smash[b]{\underset{\raise.3ex\hbox{$\scriptstyle\sim$}}{x}}\vphantom{x}}\;\sim\; \operatorname{N}\mathopen{}\left(\frac{n}{n+1}\bar{x},\; \frac{1}{n+1}\right)\mathclose{}.
+    \mu\mid \mathord{\smash[b]{\underset{\raise.3ex\hbox{$\scriptstyle\sim$}}{x}}\vphantom{x}}\;\sim\; {\operatorname{N}\mathopen{}\left(\frac{n}{n+1}\bar{x},\; \frac{1}{n+1}\right)\mathclose{}}.
      \qquad(8)$$</w:t>
       </w:r>
       <w:bookmarkEnd w:id="37"/>
@@ -7019,7 +7004,7 @@
       <w:r>
         <w:t xml:space="preserve">$$
     \hat{\theta}_{\text{MAP}}
-    = \arg \min_\theta\mathopen{}\left(-\operatorname{log}\mathopen{}\left\{\operatorname{p}(\mathord{\smash[b]{\underset{\raise.3ex\hbox{$\scriptstyle\sim$}}{y}}\vphantom{y}}\mid \theta)\right\}\mathclose{} - \operatorname{log}\mathopen{}\left\{\operatorname{p}(\theta)\right\}\mathclose{}\right)\mathclose{}.
+    = \arg \min_\theta\mathopen{}\left(-{\operatorname{log}\mathopen{}\left\{\operatorname{p}(\mathord{\smash[b]{\underset{\raise.3ex\hbox{$\scriptstyle\sim$}}{y}}\vphantom{y}}\mid \theta)\right\}\mathclose{}} - {\operatorname{log}\mathopen{}\left\{\operatorname{p}(\theta)\right\}\mathclose{}}\right)\mathclose{}.
      \qquad(10)$$</w:t>
       </w:r>
       <w:bookmarkEnd w:id="45"/>
@@ -7168,7 +7153,7 @@
       <w:r>
         <w:t xml:space="preserve">$$
     \arg \max_\theta\operatorname{p}(\theta\mid \mathord{\smash[b]{\underset{\raise.3ex\hbox{$\scriptstyle\sim$}}{y}}\vphantom{y}})
-    = \arg \max_\theta\mathopen{}\left(\operatorname{log}\mathopen{}\left\{\operatorname{p}(\mathord{\smash[b]{\underset{\raise.3ex\hbox{$\scriptstyle\sim$}}{y}}\vphantom{y}}\mid \theta)\right\}\mathclose{} + \operatorname{log}\mathopen{}\left\{\operatorname{p}(\theta)\right\}\mathclose{}\right)\mathclose{}.
+    = \arg \max_\theta\mathopen{}\left({\operatorname{log}\mathopen{}\left\{\operatorname{p}(\mathord{\smash[b]{\underset{\raise.3ex\hbox{$\scriptstyle\sim$}}{y}}\vphantom{y}}\mid \theta)\right\}\mathclose{}} + {\operatorname{log}\mathopen{}\left\{\operatorname{p}(\theta)\right\}\mathclose{}}\right)\mathclose{}.
     $$</w:t>
       </w:r>
     </w:p>
@@ -9390,7 +9375,7 @@
     </w:tbl>
     <w:bookmarkEnd w:id="51"/>
     <w:bookmarkEnd w:id="52"/>
-    <w:bookmarkStart w:id="67" w:name="sec-bayes-interval-interp"/>
+    <w:bookmarkStart w:id="68" w:name="sec-bayes-interval-interp"/>
     <w:p>
       <w:pPr>
         <w:pStyle w:val="Heading3"/>
@@ -9523,7 +9508,7 @@
         <w:t xml:space="preserve">given the data actually observed.</w:t>
       </w:r>
     </w:p>
-    <w:bookmarkStart w:id="54" w:name="def-credible-interval"/>
+    <w:bookmarkStart w:id="55" w:name="def-credible-interval"/>
     <w:p>
       <w:pPr>
         <w:pStyle w:val="BodyText"/>
@@ -9653,8 +9638,19 @@
       <w:r>
         <w:t xml:space="preserve"> </w:t>
       </w:r>
-      <w:r>
-        <w:t xml:space="preserve">probability is</w:t>
+      <w:hyperlink r:id="rId54">
+        <w:r>
+          <w:rPr>
+            <w:rStyle w:val="Hyperlink"/>
+          </w:rPr>
+          <w:t xml:space="preserve">probability</w:t>
+        </w:r>
+      </w:hyperlink>
+      <w:r>
+        <w:t xml:space="preserve"> </w:t>
+      </w:r>
+      <w:r>
+        <w:t xml:space="preserve">is</w:t>
       </w:r>
       <w:r>
         <w:t xml:space="preserve"> </w:t>
@@ -9673,12 +9669,6 @@
           <m:t>α</m:t>
         </m:r>
       </m:oMath>
-      <w:r>
-        <w:t xml:space="preserve"> </w:t>
-      </w:r>
-      <w:r>
-        <w:t xml:space="preserve">[9]</w:t>
-      </w:r>
       <w:r>
         <w:t xml:space="preserve">:</w:t>
       </w:r>
@@ -9689,7 +9679,7 @@
       </w:pPr>
       <w:r>
         <w:t xml:space="preserve">$$
-    \Pr\mathopen{}\left(l(\mathord{\smash[b]{\underset{\raise.3ex\hbox{$\scriptstyle\sim$}}{y}}\vphantom{y}}) \le \theta\le r(\mathord{\smash[b]{\underset{\raise.3ex\hbox{$\scriptstyle\sim$}}{y}}\vphantom{y}}) \mid \mathord{\smash[b]{\underset{\raise.3ex\hbox{$\scriptstyle\sim$}}{Y}}\vphantom{Y}}= \mathord{\smash[b]{\underset{\raise.3ex\hbox{$\scriptstyle\sim$}}{y}}\vphantom{y}}\right)\mathclose{} = 1 - \alpha.
+    {\Pr\mathopen{}\left(l(\mathord{\smash[b]{\underset{\raise.3ex\hbox{$\scriptstyle\sim$}}{y}}\vphantom{y}}) \le \theta\le r(\mathord{\smash[b]{\underset{\raise.3ex\hbox{$\scriptstyle\sim$}}{y}}\vphantom{y}}) \mid \mathord{\smash[b]{\underset{\raise.3ex\hbox{$\scriptstyle\sim$}}{Y}}\vphantom{Y}}= \mathord{\smash[b]{\underset{\raise.3ex\hbox{$\scriptstyle\sim$}}{y}}\vphantom{y}}\right)\mathclose{}} = 1 - \alpha.
     $$</w:t>
       </w:r>
     </w:p>
@@ -9710,7 +9700,7 @@
         <w:t xml:space="preserve">.</w:t>
       </w:r>
     </w:p>
-    <w:bookmarkEnd w:id="54"/>
+    <w:bookmarkEnd w:id="55"/>
     <w:p>
       <w:pPr>
         <w:pStyle w:val="BodyText"/>
@@ -9797,7 +9787,7 @@
         <w:t xml:space="preserve">is the equal-tailed interval.</w:t>
       </w:r>
     </w:p>
-    <w:bookmarkStart w:id="55" w:name="def-equal-tailed-interval"/>
+    <w:bookmarkStart w:id="56" w:name="def-equal-tailed-interval"/>
     <w:p>
       <w:pPr>
         <w:pStyle w:val="BodyText"/>
@@ -9956,8 +9946,8 @@
         <w:t xml:space="preserve">.</w:t>
       </w:r>
     </w:p>
-    <w:bookmarkEnd w:id="55"/>
-    <w:bookmarkStart w:id="56" w:name="exm-equal-tailed-interval"/>
+    <w:bookmarkEnd w:id="56"/>
+    <w:bookmarkStart w:id="57" w:name="exm-equal-tailed-interval"/>
     <w:p>
       <w:pPr>
         <w:pStyle w:val="BodyText"/>
@@ -10244,8 +10234,8 @@
         <w:t xml:space="preserve">.</w:t>
       </w:r>
     </w:p>
-    <w:bookmarkEnd w:id="56"/>
-    <w:bookmarkStart w:id="61" w:name="exm-normal-credible-vs-confidence"/>
+    <w:bookmarkEnd w:id="57"/>
+    <w:bookmarkStart w:id="62" w:name="exm-normal-credible-vs-confidence"/>
     <w:p>
       <w:pPr>
         <w:pStyle w:val="BodyText"/>
@@ -11435,7 +11425,7 @@
       <w:tr>
         <w:tc>
           <w:tcPr/>
-          <w:bookmarkStart w:id="60" w:name="fig-normal-prior-lik-post"/>
+          <w:bookmarkStart w:id="61" w:name="fig-normal-prior-lik-post"/>
           <w:p>
             <w:pPr>
               <w:pStyle w:val="SourceCode"/>
@@ -12234,18 +12224,18 @@
                 <wp:inline>
                   <wp:extent cx="4620126" cy="3696101"/>
                   <wp:effectExtent b="0" l="0" r="0" t="0"/>
-                  <wp:docPr descr="" title="" id="58" name="Picture"/>
+                  <wp:docPr descr="" title="" id="59" name="Picture"/>
                   <a:graphic>
                     <a:graphicData uri="http://schemas.openxmlformats.org/drawingml/2006/picture">
                       <pic:pic>
                         <pic:nvPicPr>
-                          <pic:cNvPr descr="bayesian-inference_files/figure-docx/unnamed-chunk-2-1.png" id="59" name="Picture"/>
+                          <pic:cNvPr descr="bayesian-inference_files/figure-docx/unnamed-chunk-2-1.png" id="60" name="Picture"/>
                           <pic:cNvPicPr>
                             <a:picLocks noChangeArrowheads="1" noChangeAspect="1"/>
                           </pic:cNvPicPr>
                         </pic:nvPicPr>
                         <pic:blipFill>
-                          <a:blip r:embed="rId57"/>
+                          <a:blip r:embed="rId58"/>
                           <a:stretch>
                             <a:fillRect/>
                           </a:stretch>
@@ -12367,7 +12357,7 @@
               <w:t xml:space="preserve">.</w:t>
             </w:r>
           </w:p>
-          <w:bookmarkEnd w:id="60"/>
+          <w:bookmarkEnd w:id="61"/>
         </w:tc>
       </w:tr>
     </w:tbl>
@@ -12623,8 +12613,8 @@
         <w:t xml:space="preserve">since both are fixed.</w:t>
       </w:r>
     </w:p>
-    <w:bookmarkEnd w:id="61"/>
-    <w:bookmarkStart w:id="66" w:name="exm-discrete-prior"/>
+    <w:bookmarkEnd w:id="62"/>
+    <w:bookmarkStart w:id="67" w:name="exm-discrete-prior"/>
     <w:p>
       <w:pPr>
         <w:pStyle w:val="BodyText"/>
@@ -15548,7 +15538,7 @@
       <w:tr>
         <w:tc>
           <w:tcPr/>
-          <w:bookmarkStart w:id="65" w:name="fig-discrete-prior"/>
+          <w:bookmarkStart w:id="66" w:name="fig-discrete-prior"/>
           <w:p>
             <w:pPr>
               <w:pStyle w:val="Compact"/>
@@ -15559,18 +15549,18 @@
                 <wp:inline>
                   <wp:extent cx="4620126" cy="3696101"/>
                   <wp:effectExtent b="0" l="0" r="0" t="0"/>
-                  <wp:docPr descr="" title="" id="63" name="Picture"/>
+                  <wp:docPr descr="" title="" id="64" name="Picture"/>
                   <a:graphic>
                     <a:graphicData uri="http://schemas.openxmlformats.org/drawingml/2006/picture">
                       <pic:pic>
                         <pic:nvPicPr>
-                          <pic:cNvPr descr="bayesian-inference_files/figure-docx/fig-discrete-prior-1.png" id="64" name="Picture"/>
+                          <pic:cNvPr descr="bayesian-inference_files/figure-docx/fig-discrete-prior-1.png" id="65" name="Picture"/>
                           <pic:cNvPicPr>
                             <a:picLocks noChangeArrowheads="1" noChangeAspect="1"/>
                           </pic:cNvPicPr>
                         </pic:nvPicPr>
                         <pic:blipFill>
-                          <a:blip r:embed="rId62"/>
+                          <a:blip r:embed="rId63"/>
                           <a:stretch>
                             <a:fillRect/>
                           </a:stretch>
@@ -15610,7 +15600,7 @@
               <w:t xml:space="preserve">Figure 3: Prior and posterior probabilities on the grid of values of the success probability, after 8 successes in 10 trials.</w:t>
             </w:r>
           </w:p>
-          <w:bookmarkEnd w:id="65"/>
+          <w:bookmarkEnd w:id="66"/>
         </w:tc>
       </w:tr>
     </w:tbl>
@@ -17079,7 +17069,7 @@
         <w:t xml:space="preserve">here its posterior probability is 0.9866, not 0.95.</w:t>
       </w:r>
     </w:p>
-    <w:bookmarkEnd w:id="66"/>
+    <w:bookmarkEnd w:id="67"/>
     <w:p>
       <w:pPr>
         <w:pStyle w:val="BodyText"/>
@@ -17094,8 +17084,8 @@
         <w:t xml:space="preserve">covers Bayesian intervals.</w:t>
       </w:r>
     </w:p>
-    <w:bookmarkEnd w:id="67"/>
-    <w:bookmarkStart w:id="72" w:name="sec-bayes-parameter-space"/>
+    <w:bookmarkEnd w:id="68"/>
+    <w:bookmarkStart w:id="73" w:name="sec-bayes-parameter-space"/>
     <w:p>
       <w:pPr>
         <w:pStyle w:val="Heading3"/>
@@ -17104,7 +17094,7 @@
         <w:t xml:space="preserve">2.4 The parameter space</w:t>
       </w:r>
     </w:p>
-    <w:bookmarkStart w:id="68" w:name="def-parameter-space"/>
+    <w:bookmarkStart w:id="69" w:name="def-parameter-space"/>
     <w:p>
       <w:pPr>
         <w:pStyle w:val="FirstParagraph"/>
@@ -17170,7 +17160,7 @@
         <w:t xml:space="preserve">can take.</w:t>
       </w:r>
     </w:p>
-    <w:bookmarkEnd w:id="68"/>
+    <w:bookmarkEnd w:id="69"/>
     <w:p>
       <w:pPr>
         <w:pStyle w:val="BodyText"/>
@@ -17214,7 +17204,7 @@
         <w:t xml:space="preserve">and the prior has to respect it.</w:t>
       </w:r>
     </w:p>
-    <w:bookmarkStart w:id="69" w:name="exm-parameter-space"/>
+    <w:bookmarkStart w:id="70" w:name="exm-parameter-space"/>
     <w:p>
       <w:pPr>
         <w:pStyle w:val="BodyText"/>
@@ -17473,8 +17463,8 @@
         <w:t xml:space="preserve">.</w:t>
       </w:r>
     </w:p>
-    <w:bookmarkEnd w:id="69"/>
-    <w:bookmarkStart w:id="70" w:name="cor-prior-support"/>
+    <w:bookmarkEnd w:id="70"/>
+    <w:bookmarkStart w:id="71" w:name="cor-prior-support"/>
     <w:p>
       <w:pPr>
         <w:pStyle w:val="FirstParagraph"/>
@@ -17624,7 +17614,7 @@
         <w:t xml:space="preserve">.</w:t>
       </w:r>
     </w:p>
-    <w:bookmarkEnd w:id="70"/>
+    <w:bookmarkEnd w:id="71"/>
     <w:p>
       <w:pPr>
         <w:pStyle w:val="BodyText"/>
@@ -17695,7 +17685,7 @@
         <w:t xml:space="preserve">.</w:t>
       </w:r>
     </w:p>
-    <w:bookmarkStart w:id="71" w:name="exm-prior-support"/>
+    <w:bookmarkStart w:id="72" w:name="exm-prior-support"/>
     <w:p>
       <w:pPr>
         <w:pStyle w:val="BodyText"/>
@@ -17830,7 +17820,7 @@
         <w:t xml:space="preserve">and one that no amount of data can correct.</w:t>
       </w:r>
     </w:p>
-    <w:bookmarkEnd w:id="71"/>
+    <w:bookmarkEnd w:id="72"/>
     <w:p>
       <w:pPr>
         <w:pStyle w:val="Compact"/>
@@ -17885,9 +17875,9 @@
         <w:t xml:space="preserve">covers the Bayesian approach to parameter estimation.</w:t>
       </w:r>
     </w:p>
-    <w:bookmarkEnd w:id="72"/>
     <w:bookmarkEnd w:id="73"/>
-    <w:bookmarkStart w:id="104" w:name="sec-bayes-priors"/>
+    <w:bookmarkEnd w:id="74"/>
+    <w:bookmarkStart w:id="105" w:name="sec-bayes-priors"/>
     <w:p>
       <w:pPr>
         <w:pStyle w:val="Heading2"/>
@@ -17962,7 +17952,7 @@
         <w:t xml:space="preserve">.</w:t>
       </w:r>
     </w:p>
-    <w:bookmarkStart w:id="87" w:name="sec-bayes-conjugate"/>
+    <w:bookmarkStart w:id="88" w:name="sec-bayes-conjugate"/>
     <w:p>
       <w:pPr>
         <w:pStyle w:val="Heading3"/>
@@ -17971,7 +17961,7 @@
         <w:t xml:space="preserve">3.1 Conjugate priors</w:t>
       </w:r>
     </w:p>
-    <w:bookmarkStart w:id="74" w:name="def-conjugate-prior"/>
+    <w:bookmarkStart w:id="75" w:name="def-conjugate-prior"/>
     <w:p>
       <w:pPr>
         <w:pStyle w:val="FirstParagraph"/>
@@ -18032,16 +18022,7 @@
         <w:t xml:space="preserve"> </w:t>
       </w:r>
       <w:r>
-        <w:t xml:space="preserve">is also in the family</w:t>
-      </w:r>
-      <w:r>
-        <w:t xml:space="preserve"> </w:t>
-      </w:r>
-      <w:r>
-        <w:t xml:space="preserve">[13]</w:t>
-      </w:r>
-      <w:r>
-        <w:t xml:space="preserve">.</w:t>
+        <w:t xml:space="preserve">is also in the family.</w:t>
       </w:r>
     </w:p>
     <w:p>
@@ -18061,7 +18042,7 @@
         <w:t xml:space="preserve">.</w:t>
       </w:r>
     </w:p>
-    <w:bookmarkEnd w:id="74"/>
+    <w:bookmarkEnd w:id="75"/>
     <w:p>
       <w:pPr>
         <w:pStyle w:val="BodyText"/>
@@ -18110,7 +18091,7 @@
       <w:r>
         <w:t xml:space="preserve"> </w:t>
       </w:r>
-      <w:hyperlink r:id="rId75">
+      <w:hyperlink r:id="rId76">
         <w:r>
           <w:rPr>
             <w:rStyle w:val="Hyperlink"/>
@@ -18127,7 +18108,7 @@
         <w:t xml:space="preserve">(Statistical Rethinking 2026, Lecture A02).</w:t>
       </w:r>
     </w:p>
-    <w:bookmarkStart w:id="76" w:name="exm-beta-bernoulli"/>
+    <w:bookmarkStart w:id="77" w:name="exm-beta-bernoulli"/>
     <w:p>
       <w:pPr>
         <w:pStyle w:val="BodyText"/>
@@ -19532,8 +19513,8 @@
         <w:t xml:space="preserve">or does not.</w:t>
       </w:r>
     </w:p>
-    <w:bookmarkEnd w:id="76"/>
-    <w:bookmarkStart w:id="86" w:name="exm-prior-posterior-figure"/>
+    <w:bookmarkEnd w:id="77"/>
+    <w:bookmarkStart w:id="87" w:name="exm-prior-posterior-figure"/>
     <w:p>
       <w:pPr>
         <w:pStyle w:val="BodyText"/>
@@ -19810,7 +19791,7 @@
       <w:r>
         <w:t xml:space="preserve"> </w:t>
       </w:r>
-      <w:hyperlink r:id="rId77">
+      <w:hyperlink r:id="rId78">
         <w:r>
           <w:rPr>
             <w:rStyle w:val="VerbatimChar"/>
@@ -19830,7 +19811,7 @@
       <w:r>
         <w:t xml:space="preserve"> </w:t>
       </w:r>
-      <w:hyperlink r:id="rId78">
+      <w:hyperlink r:id="rId79">
         <w:r>
           <w:rPr>
             <w:rStyle w:val="Hyperlink"/>
@@ -21795,7 +21776,7 @@
       <w:tr>
         <w:tc>
           <w:tcPr/>
-          <w:bookmarkStart w:id="85" w:name="fig-prior-posterior"/>
+          <w:bookmarkStart w:id="86" w:name="fig-prior-posterior"/>
           <w:p>
             <w:pPr>
               <w:pStyle w:val="Heading4"/>
@@ -23239,18 +23220,18 @@
                 <wp:inline>
                   <wp:extent cx="4620126" cy="3696101"/>
                   <wp:effectExtent b="0" l="0" r="0" t="0"/>
-                  <wp:docPr descr="" title="" id="80" name="Picture"/>
+                  <wp:docPr descr="" title="" id="81" name="Picture"/>
                   <a:graphic>
                     <a:graphicData uri="http://schemas.openxmlformats.org/drawingml/2006/picture">
                       <pic:pic>
                         <pic:nvPicPr>
-                          <pic:cNvPr descr="bayesian-inference_files/figure-docx/prior-posterior-plot-1.png" id="81" name="Picture"/>
+                          <pic:cNvPr descr="bayesian-inference_files/figure-docx/prior-posterior-plot-1.png" id="82" name="Picture"/>
                           <pic:cNvPicPr>
                             <a:picLocks noChangeArrowheads="1" noChangeAspect="1"/>
                           </pic:cNvPicPr>
                         </pic:nvPicPr>
                         <pic:blipFill>
-                          <a:blip r:embed="rId79"/>
+                          <a:blip r:embed="rId80"/>
                           <a:stretch>
                             <a:fillRect/>
                           </a:stretch>
@@ -23943,18 +23924,18 @@
                 <wp:inline>
                   <wp:extent cx="5334000" cy="2333625"/>
                   <wp:effectExtent b="0" l="0" r="0" t="0"/>
-                  <wp:docPr descr="" title="" id="83" name="Picture"/>
+                  <wp:docPr descr="" title="" id="84" name="Picture"/>
                   <a:graphic>
                     <a:graphicData uri="http://schemas.openxmlformats.org/drawingml/2006/picture">
                       <pic:pic>
                         <pic:nvPicPr>
-                          <pic:cNvPr descr="bayesian-inference_files/figure-docx/prior-posterior-plot-py-1.png" id="84" name="Picture"/>
+                          <pic:cNvPr descr="bayesian-inference_files/figure-docx/prior-posterior-plot-py-1.png" id="85" name="Picture"/>
                           <pic:cNvPicPr>
                             <a:picLocks noChangeArrowheads="1" noChangeAspect="1"/>
                           </pic:cNvPicPr>
                         </pic:nvPicPr>
                         <pic:blipFill>
-                          <a:blip r:embed="rId82"/>
+                          <a:blip r:embed="rId83"/>
                           <a:stretch>
                             <a:fillRect/>
                           </a:stretch>
@@ -24135,7 +24116,7 @@
               <w:t xml:space="preserve">is unknown.</w:t>
             </w:r>
           </w:p>
-          <w:bookmarkEnd w:id="85"/>
+          <w:bookmarkEnd w:id="86"/>
         </w:tc>
       </w:tr>
     </w:tbl>
@@ -24413,9 +24394,9 @@
         <w:t xml:space="preserve">is the narrower of the two.</w:t>
       </w:r>
     </w:p>
-    <w:bookmarkEnd w:id="86"/>
     <w:bookmarkEnd w:id="87"/>
-    <w:bookmarkStart w:id="99" w:name="sec-bayes-informativeness"/>
+    <w:bookmarkEnd w:id="88"/>
+    <w:bookmarkStart w:id="100" w:name="sec-bayes-informativeness"/>
     <w:p>
       <w:pPr>
         <w:pStyle w:val="Heading3"/>
@@ -24449,7 +24430,7 @@
         <w:t xml:space="preserve">.</w:t>
       </w:r>
     </w:p>
-    <w:bookmarkStart w:id="88" w:name="def-informative-prior"/>
+    <w:bookmarkStart w:id="89" w:name="def-informative-prior"/>
     <w:p>
       <w:pPr>
         <w:pStyle w:val="BodyText"/>
@@ -24513,8 +24494,8 @@
         <w:t xml:space="preserve">such as previous studies, biological limits, or expert judgment.</w:t>
       </w:r>
     </w:p>
-    <w:bookmarkEnd w:id="88"/>
-    <w:bookmarkStart w:id="89" w:name="rem-informative-prior-pull"/>
+    <w:bookmarkEnd w:id="89"/>
+    <w:bookmarkStart w:id="90" w:name="rem-informative-prior-pull"/>
     <w:p>
       <w:pPr>
         <w:pStyle w:val="BodyText"/>
@@ -24539,8 +24520,8 @@
         <w:t xml:space="preserve">most strongly when the data are sparse.</w:t>
       </w:r>
     </w:p>
-    <w:bookmarkEnd w:id="89"/>
-    <w:bookmarkStart w:id="90" w:name="def-weakly-informative-prior"/>
+    <w:bookmarkEnd w:id="90"/>
+    <w:bookmarkStart w:id="91" w:name="def-weakly-informative-prior"/>
     <w:p>
       <w:pPr>
         <w:pStyle w:val="BodyText"/>
@@ -24615,8 +24596,8 @@
         <w:t xml:space="preserve">across the range of scientifically plausible values.</w:t>
       </w:r>
     </w:p>
-    <w:bookmarkEnd w:id="90"/>
-    <w:bookmarkStart w:id="91" w:name="def-flat-prior"/>
+    <w:bookmarkEnd w:id="91"/>
+    <w:bookmarkStart w:id="92" w:name="def-flat-prior"/>
     <w:p>
       <w:pPr>
         <w:pStyle w:val="BodyText"/>
@@ -24754,7 +24735,7 @@
         <w:t xml:space="preserve">.</w:t>
       </w:r>
     </w:p>
-    <w:bookmarkEnd w:id="91"/>
+    <w:bookmarkEnd w:id="92"/>
     <w:p>
       <w:pPr>
         <w:pStyle w:val="BodyText"/>
@@ -24787,7 +24768,7 @@
         <w:t xml:space="preserve">other noninformative priors, such as Jeffreys priors, are not flat.</w:t>
       </w:r>
     </w:p>
-    <w:bookmarkStart w:id="92" w:name="def-improper-prior"/>
+    <w:bookmarkStart w:id="93" w:name="def-improper-prior"/>
     <w:p>
       <w:pPr>
         <w:pStyle w:val="BodyText"/>
@@ -24869,8 +24850,8 @@
         <w:t xml:space="preserve">so that it is not a probability density.</w:t>
       </w:r>
     </w:p>
-    <w:bookmarkEnd w:id="92"/>
-    <w:bookmarkStart w:id="93" w:name="exm-prior-spectrum"/>
+    <w:bookmarkEnd w:id="93"/>
+    <w:bookmarkStart w:id="94" w:name="exm-prior-spectrum"/>
     <w:p>
       <w:pPr>
         <w:pStyle w:val="BodyText"/>
@@ -25866,8 +25847,8 @@
         <w:t xml:space="preserve">.</w:t>
       </w:r>
     </w:p>
-    <w:bookmarkEnd w:id="93"/>
-    <w:bookmarkStart w:id="94" w:name="exm-flat-prior-reparam"/>
+    <w:bookmarkEnd w:id="94"/>
+    <w:bookmarkStart w:id="95" w:name="exm-flat-prior-reparam"/>
     <w:p>
       <w:pPr>
         <w:pStyle w:val="BodyText"/>
@@ -27289,8 +27270,8 @@
         <w:t xml:space="preserve">therefore depends on the parameterization.</w:t>
       </w:r>
     </w:p>
-    <w:bookmarkEnd w:id="94"/>
-    <w:bookmarkStart w:id="96" w:name="cor-flat-prior-posterior"/>
+    <w:bookmarkEnd w:id="95"/>
+    <w:bookmarkStart w:id="97" w:name="cor-flat-prior-posterior"/>
     <w:p>
       <w:pPr>
         <w:pStyle w:val="BodyText"/>
@@ -27450,7 +27431,7 @@
       <w:r>
         <w:t xml:space="preserve"> </w:t>
       </w:r>
-      <w:hyperlink r:id="rId95">
+      <w:hyperlink r:id="rId96">
         <w:r>
           <w:rPr>
             <w:rStyle w:val="Hyperlink"/>
@@ -27462,7 +27443,7 @@
         <w:t xml:space="preserve">.</w:t>
       </w:r>
     </w:p>
-    <w:bookmarkEnd w:id="96"/>
+    <w:bookmarkEnd w:id="97"/>
     <w:p>
       <w:pPr>
         <w:pStyle w:val="BodyText"/>
@@ -27571,7 +27552,7 @@
         <w:t xml:space="preserve">Multiplying a function by a positive constant does not change where it is maximized.</w:t>
       </w:r>
     </w:p>
-    <w:bookmarkStart w:id="97" w:name="rem-flat-prior-improper"/>
+    <w:bookmarkStart w:id="98" w:name="rem-flat-prior-improper"/>
     <w:p>
       <w:pPr>
         <w:pStyle w:val="BodyText"/>
@@ -27711,8 +27692,8 @@
         <w:t xml:space="preserve">the posterior is again proportional to the likelihood.</w:t>
       </w:r>
     </w:p>
-    <w:bookmarkEnd w:id="97"/>
-    <w:bookmarkStart w:id="98" w:name="exm-flat-prior-posterior"/>
+    <w:bookmarkEnd w:id="98"/>
+    <w:bookmarkStart w:id="99" w:name="exm-flat-prior-posterior"/>
     <w:p>
       <w:pPr>
         <w:pStyle w:val="BodyText"/>
@@ -28215,9 +28196,9 @@
         <w:t xml:space="preserve">and so its mode, but a mean depends on the whole distribution.</w:t>
       </w:r>
     </w:p>
-    <w:bookmarkEnd w:id="98"/>
     <w:bookmarkEnd w:id="99"/>
-    <w:bookmarkStart w:id="103" w:name="sec-bayes-skeptical"/>
+    <w:bookmarkEnd w:id="100"/>
+    <w:bookmarkStart w:id="104" w:name="sec-bayes-skeptical"/>
     <w:p>
       <w:pPr>
         <w:pStyle w:val="Heading3"/>
@@ -28226,7 +28207,7 @@
         <w:t xml:space="preserve">3.3 A skeptical prior</w:t>
       </w:r>
     </w:p>
-    <w:bookmarkStart w:id="100" w:name="def-skeptical-prior"/>
+    <w:bookmarkStart w:id="101" w:name="def-skeptical-prior"/>
     <w:p>
       <w:pPr>
         <w:pStyle w:val="FirstParagraph"/>
@@ -28293,8 +28274,8 @@
         <w:t xml:space="preserve">.</w:t>
       </w:r>
     </w:p>
-    <w:bookmarkEnd w:id="100"/>
-    <w:bookmarkStart w:id="101" w:name="rem-skeptical-prior-meaning"/>
+    <w:bookmarkEnd w:id="101"/>
+    <w:bookmarkStart w:id="102" w:name="rem-skeptical-prior-meaning"/>
     <w:p>
       <w:pPr>
         <w:pStyle w:val="BodyText"/>
@@ -28319,8 +28300,8 @@
         <w:t xml:space="preserve">to overturn a default of no effect.</w:t>
       </w:r>
     </w:p>
-    <w:bookmarkEnd w:id="101"/>
-    <w:bookmarkStart w:id="102" w:name="exm-skeptical-prior"/>
+    <w:bookmarkEnd w:id="102"/>
+    <w:bookmarkStart w:id="103" w:name="exm-skeptical-prior"/>
     <w:p>
       <w:pPr>
         <w:pStyle w:val="BodyText"/>
@@ -28707,16 +28688,16 @@
         <w:t xml:space="preserve">$$
     \begin{aligned}
     \operatorname{p}(\mu\mid \mathord{\smash[b]{\underset{\raise.3ex\hbox{$\scriptstyle\sim$}}{x}}\vphantom{x}})
-    &amp;\propto \operatorname{exp}\mathopen{}\left\{-\frac{1}{2}\mathopen{}\left(n \mu^2 - 2 \mu n \bar x\right)\mathclose{}\right\}\mathclose{}
-      \cdot \operatorname{exp}\mathopen{}\left\{-\frac{1}{2}\frac{\mu^2}{\tau^2}\right\}\mathclose{}
+    &amp;\propto {\operatorname{exp}\mathopen{}\left\{-\frac{1}{2}\mathopen{}\left(n \mu^2 - 2 \mu n \bar x\right)\mathclose{}\right\}\mathclose{}}
+      \cdot {\operatorname{exp}\mathopen{}\left\{-\frac{1}{2}\frac{\mu^2}{\tau^2}\right\}\mathclose{}}
     &amp;&amp; \text{(likelihood times prior)}\\
-    &amp;= \operatorname{exp}\mathopen{}\left\{-\frac{1}{2}\mathopen{}\left(\mathopen{}\left(n + \frac{1}{\tau^2}\right)\mathclose{}\mu^2 - 2 \mu n \bar x\right)\mathclose{}\right\}\mathclose{}
+    &amp;= {\operatorname{exp}\mathopen{}\left\{-\frac{1}{2}\mathopen{}\left(\mathopen{}\left(n + \frac{1}{\tau^2}\right)\mathclose{}\mu^2 - 2 \mu n \bar x\right)\mathclose{}\right\}\mathclose{}}
     &amp;&amp; \text{(adding exponents)}\\
-    &amp;= \operatorname{exp}\mathopen{}\left\{-\frac{1}{2}\mathopen{}\left(n + \frac{1}{\tau^2}\right)\mathclose{}\mathopen{}\left(\mu^2 - 2 \mu m_\tau\right)\mathclose{}\right\}\mathclose{}
+    &amp;= {\operatorname{exp}\mathopen{}\left\{-\frac{1}{2}\mathopen{}\left(n + \frac{1}{\tau^2}\right)\mathclose{}\mathopen{}\left(\mu^2 - 2 \mu m_\tau\right)\mathclose{}\right\}\mathclose{}}
     &amp;&amp; \text{(factoring; definition of $m_\tau$)}\\
-    &amp;= \operatorname{exp}\mathopen{}\left\{-\frac{1}{2}\mathopen{}\left(n + \frac{1}{\tau^2}\right)\mathclose{}\mathopen{}\left((\mu- m_\tau)^2 - m_\tau^2\right)\mathclose{}\right\}\mathclose{}
+    &amp;= {\operatorname{exp}\mathopen{}\left\{-\frac{1}{2}\mathopen{}\left(n + \frac{1}{\tau^2}\right)\mathclose{}\mathopen{}\left((\mu- m_\tau)^2 - m_\tau^2\right)\mathclose{}\right\}\mathclose{}}
     &amp;&amp; \text{(completing the square)}\\
-    &amp;\propto \operatorname{exp}\mathopen{}\left\{-\frac{1}{2}\mathopen{}\left(n + \frac{1}{\tau^2}\right)\mathclose{}(\mu- m_\tau)^2\right\}\mathclose{}
+    &amp;\propto {\operatorname{exp}\mathopen{}\left\{-\frac{1}{2}\mathopen{}\left(n + \frac{1}{\tau^2}\right)\mathclose{}(\mu- m_\tau)^2\right\}\mathclose{}}
     &amp;&amp; \text{(dropping a factor that does not involve $\mu$)}.
     \end{aligned}
     $$</w:t>
@@ -28733,7 +28714,7 @@
         <w:t xml:space="preserve"> </w:t>
       </w:r>
       <w:r>
-        <w:t xml:space="preserve">$\mu\mid \mathord{\smash[b]{\underset{\raise.3ex\hbox{$\scriptstyle\sim$}}{x}}\vphantom{x}}\sim \operatorname{N}\mathopen{}\left(m_\tau,\; 1 / (n + 1/\tau^2)\right)\mathclose{}$</w:t>
+        <w:t xml:space="preserve">$\mu\mid \mathord{\smash[b]{\underset{\raise.3ex\hbox{$\scriptstyle\sim$}}{x}}\vphantom{x}}\sim {\operatorname{N}\mathopen{}\left(m_\tau,\; 1 / (n + 1/\tau^2)\right)\mathclose{}}$</w:t>
       </w:r>
       <w:r>
         <w:t xml:space="preserve">,</w:t>
@@ -29558,10 +29539,10 @@
         <w:t xml:space="preserve">.</w:t>
       </w:r>
     </w:p>
-    <w:bookmarkEnd w:id="102"/>
     <w:bookmarkEnd w:id="103"/>
     <w:bookmarkEnd w:id="104"/>
-    <w:bookmarkStart w:id="135" w:name="sec-bayes-predictive-checks"/>
+    <w:bookmarkEnd w:id="105"/>
+    <w:bookmarkStart w:id="136" w:name="sec-bayes-predictive-checks"/>
     <w:p>
       <w:pPr>
         <w:pStyle w:val="Heading2"/>
@@ -29625,7 +29606,7 @@
       <w:r>
         <w:t xml:space="preserve"> </w:t>
       </w:r>
-      <w:hyperlink r:id="rId105">
+      <w:hyperlink r:id="rId106">
         <w:r>
           <w:rPr>
             <w:rStyle w:val="Hyperlink"/>
@@ -29642,7 +29623,7 @@
         <w:t xml:space="preserve">(Statistical Rethinking 2026, Lecture A03).</w:t>
       </w:r>
     </w:p>
-    <w:bookmarkStart w:id="106" w:name="def-prior-predictive"/>
+    <w:bookmarkStart w:id="107" w:name="def-prior-predictive"/>
     <w:p>
       <w:pPr>
         <w:pStyle w:val="BodyText"/>
@@ -29778,8 +29759,8 @@
     $$</w:t>
       </w:r>
     </w:p>
-    <w:bookmarkEnd w:id="106"/>
-    <w:bookmarkStart w:id="107" w:name="exm-prior-predictive"/>
+    <w:bookmarkEnd w:id="107"/>
+    <w:bookmarkStart w:id="108" w:name="exm-prior-predictive"/>
     <w:p>
       <w:pPr>
         <w:pStyle w:val="FirstParagraph"/>
@@ -31677,8 +31658,8 @@
         <w:t xml:space="preserve">#&gt; {'smallest': np.float64(0.005263157894736842), 'largest': np.float64(0.005263157894736846), 'one_over_n_plus_1': 0.005263157894736842}</w:t>
       </w:r>
     </w:p>
-    <w:bookmarkEnd w:id="107"/>
-    <w:bookmarkStart w:id="108" w:name="rem-prior-predictive-marginal-likelihood"/>
+    <w:bookmarkEnd w:id="108"/>
+    <w:bookmarkStart w:id="109" w:name="rem-prior-predictive-marginal-likelihood"/>
     <w:p>
       <w:pPr>
         <w:pStyle w:val="FirstParagraph"/>
@@ -31737,8 +31718,8 @@
         <w:t xml:space="preserve">.</w:t>
       </w:r>
     </w:p>
-    <w:bookmarkEnd w:id="108"/>
-    <w:bookmarkStart w:id="109" w:name="def-posterior-predictive"/>
+    <w:bookmarkEnd w:id="109"/>
+    <w:bookmarkStart w:id="110" w:name="def-posterior-predictive"/>
     <w:p>
       <w:pPr>
         <w:pStyle w:val="BodyText"/>
@@ -32125,8 +32106,8 @@
         <w:t xml:space="preserve">.</w:t>
       </w:r>
     </w:p>
-    <w:bookmarkEnd w:id="109"/>
-    <w:bookmarkStart w:id="110" w:name="exm-posterior-predictive"/>
+    <w:bookmarkEnd w:id="110"/>
+    <w:bookmarkStart w:id="111" w:name="exm-posterior-predictive"/>
     <w:p>
       <w:pPr>
         <w:pStyle w:val="BodyText"/>
@@ -32412,12 +32393,12 @@
       <w:r>
         <w:t xml:space="preserve">$$
     \begin{aligned}
-    \Pr\mathopen{}\left(Y^{\mathrm{new}} = 1 \mid \mathord{\smash[b]{\underset{\raise.3ex\hbox{$\scriptstyle\sim$}}{y}}\vphantom{y}}\right)\mathclose{}
-    &amp;= \int_0^1 \Pr\mathopen{}\left(Y^{\mathrm{new}} = 1 \mid \pi\right)\mathclose{}\, \operatorname{p}(\pi\mid \mathord{\smash[b]{\underset{\raise.3ex\hbox{$\scriptstyle\sim$}}{y}}\vphantom{y}})\, d\pi
+    {\Pr\mathopen{}\left(Y^{\mathrm{new}} = 1 \mid \mathord{\smash[b]{\underset{\raise.3ex\hbox{$\scriptstyle\sim$}}{y}}\vphantom{y}}\right)\mathclose{}}
+    &amp;= \int_0^1 {\Pr\mathopen{}\left(Y^{\mathrm{new}} = 1 \mid \pi\right)\mathclose{}}\, \operatorname{p}(\pi\mid \mathord{\smash[b]{\underset{\raise.3ex\hbox{$\scriptstyle\sim$}}{y}}\vphantom{y}})\, d\pi
     &amp;&amp; \text{(definition of the posterior predictive distribution)}\\
     &amp;= \int_0^1 \pi\, \operatorname{p}(\pi\mid \mathord{\smash[b]{\underset{\raise.3ex\hbox{$\scriptstyle\sim$}}{y}}\vphantom{y}})\, d\pi
     &amp;&amp; \text{(Bernoulli model)}\\
-    &amp;= \operatorname{E}\mathopen{}\left[\pi\mid \mathord{\smash[b]{\underset{\raise.3ex\hbox{$\scriptstyle\sim$}}{y}}\vphantom{y}}\right]\mathclose{}
+    &amp;= {\operatorname{E}\mathopen{}\left[\pi\mid \mathord{\smash[b]{\underset{\raise.3ex\hbox{$\scriptstyle\sim$}}{y}}\vphantom{y}}\right]\mathclose{}}
     &amp;&amp; \text{(definition of the posterior mean)}.
     \end{aligned}
     $$</w:t>
@@ -33338,8 +33319,8 @@
         <w:t xml:space="preserve">#&gt; {'simulated': np.float64(0.3929), 'exact': np.float64(0.39267015706806285)}</w:t>
       </w:r>
     </w:p>
-    <w:bookmarkEnd w:id="110"/>
-    <w:bookmarkStart w:id="111" w:name="def-test-quantity"/>
+    <w:bookmarkEnd w:id="111"/>
+    <w:bookmarkStart w:id="112" w:name="def-test-quantity"/>
     <w:p>
       <w:pPr>
         <w:pStyle w:val="FirstParagraph"/>
@@ -33395,8 +33376,8 @@
         <w:t xml:space="preserve">.</w:t>
       </w:r>
     </w:p>
-    <w:bookmarkEnd w:id="111"/>
-    <w:bookmarkStart w:id="112" w:name="exm-test-quantity"/>
+    <w:bookmarkEnd w:id="112"/>
+    <w:bookmarkStart w:id="113" w:name="exm-test-quantity"/>
     <w:p>
       <w:pPr>
         <w:pStyle w:val="BodyText"/>
@@ -34559,8 +34540,8 @@
         <w:t xml:space="preserve">#&gt; {'T1': np.int64(74), 'T2': np.float64(0.36256218905472637)}</w:t>
       </w:r>
     </w:p>
-    <w:bookmarkEnd w:id="112"/>
-    <w:bookmarkStart w:id="113" w:name="def-prior-predictive-check"/>
+    <w:bookmarkEnd w:id="113"/>
+    <w:bookmarkStart w:id="114" w:name="def-prior-predictive-check"/>
     <w:p>
       <w:pPr>
         <w:pStyle w:val="FirstParagraph"/>
@@ -34671,8 +34652,8 @@
         <w:t xml:space="preserve">.</w:t>
       </w:r>
     </w:p>
-    <w:bookmarkEnd w:id="113"/>
-    <w:bookmarkStart w:id="121" w:name="exm-prior-predictive-check"/>
+    <w:bookmarkEnd w:id="114"/>
+    <w:bookmarkStart w:id="122" w:name="exm-prior-predictive-check"/>
     <w:p>
       <w:pPr>
         <w:pStyle w:val="BodyText"/>
@@ -36332,7 +36313,7 @@
       <w:tr>
         <w:tc>
           <w:tcPr/>
-          <w:bookmarkStart w:id="120" w:name="fig-prior-predictive-check"/>
+          <w:bookmarkStart w:id="121" w:name="fig-prior-predictive-check"/>
           <w:p>
             <w:pPr>
               <w:pStyle w:val="Heading4"/>
@@ -36687,18 +36668,18 @@
                 <wp:inline>
                   <wp:extent cx="4620126" cy="3696101"/>
                   <wp:effectExtent b="0" l="0" r="0" t="0"/>
-                  <wp:docPr descr="" title="" id="115" name="Picture"/>
+                  <wp:docPr descr="" title="" id="116" name="Picture"/>
                   <a:graphic>
                     <a:graphicData uri="http://schemas.openxmlformats.org/drawingml/2006/picture">
                       <pic:pic>
                         <pic:nvPicPr>
-                          <pic:cNvPr descr="bayesian-inference_files/figure-docx/prior-predictive-check-plot-1.png" id="116" name="Picture"/>
+                          <pic:cNvPr descr="bayesian-inference_files/figure-docx/prior-predictive-check-plot-1.png" id="117" name="Picture"/>
                           <pic:cNvPicPr>
                             <a:picLocks noChangeArrowheads="1" noChangeAspect="1"/>
                           </pic:cNvPicPr>
                         </pic:nvPicPr>
                         <pic:blipFill>
-                          <a:blip r:embed="rId114"/>
+                          <a:blip r:embed="rId115"/>
                           <a:stretch>
                             <a:fillRect/>
                           </a:stretch>
@@ -37166,18 +37147,18 @@
                 <wp:inline>
                   <wp:extent cx="5334000" cy="2333625"/>
                   <wp:effectExtent b="0" l="0" r="0" t="0"/>
-                  <wp:docPr descr="" title="" id="118" name="Picture"/>
+                  <wp:docPr descr="" title="" id="119" name="Picture"/>
                   <a:graphic>
                     <a:graphicData uri="http://schemas.openxmlformats.org/drawingml/2006/picture">
                       <pic:pic>
                         <pic:nvPicPr>
-                          <pic:cNvPr descr="bayesian-inference_files/figure-docx/prior-predictive-check-plot-py-1.png" id="119" name="Picture"/>
+                          <pic:cNvPr descr="bayesian-inference_files/figure-docx/prior-predictive-check-plot-py-1.png" id="120" name="Picture"/>
                           <pic:cNvPicPr>
                             <a:picLocks noChangeArrowheads="1" noChangeAspect="1"/>
                           </pic:cNvPicPr>
                         </pic:nvPicPr>
                         <pic:blipFill>
-                          <a:blip r:embed="rId117"/>
+                          <a:blip r:embed="rId118"/>
                           <a:stretch>
                             <a:fillRect/>
                           </a:stretch>
@@ -37250,7 +37231,7 @@
               <w:t xml:space="preserve">The dashed line is the observed count, 74.</w:t>
             </w:r>
           </w:p>
-          <w:bookmarkEnd w:id="120"/>
+          <w:bookmarkEnd w:id="121"/>
         </w:tc>
       </w:tr>
     </w:tbl>
@@ -37361,8 +37342,8 @@
         <w:t xml:space="preserve">before trusting a posterior built on it.</w:t>
       </w:r>
     </w:p>
-    <w:bookmarkEnd w:id="121"/>
-    <w:bookmarkStart w:id="122" w:name="def-posterior-predictive-check"/>
+    <w:bookmarkEnd w:id="122"/>
+    <w:bookmarkStart w:id="123" w:name="def-posterior-predictive-check"/>
     <w:p>
       <w:pPr>
         <w:pStyle w:val="BodyText"/>
@@ -37500,8 +37481,8 @@
         <w:t xml:space="preserve">.</w:t>
       </w:r>
     </w:p>
-    <w:bookmarkEnd w:id="122"/>
-    <w:bookmarkStart w:id="130" w:name="exm-posterior-predictive-check"/>
+    <w:bookmarkEnd w:id="123"/>
+    <w:bookmarkStart w:id="131" w:name="exm-posterior-predictive-check"/>
     <w:p>
       <w:pPr>
         <w:pStyle w:val="BodyText"/>
@@ -39499,7 +39480,7 @@
       <w:tr>
         <w:tc>
           <w:tcPr/>
-          <w:bookmarkStart w:id="129" w:name="fig-posterior-predictive-check"/>
+          <w:bookmarkStart w:id="130" w:name="fig-posterior-predictive-check"/>
           <w:p>
             <w:pPr>
               <w:pStyle w:val="Heading4"/>
@@ -39899,18 +39880,18 @@
                 <wp:inline>
                   <wp:extent cx="4620126" cy="3696101"/>
                   <wp:effectExtent b="0" l="0" r="0" t="0"/>
-                  <wp:docPr descr="" title="" id="124" name="Picture"/>
+                  <wp:docPr descr="" title="" id="125" name="Picture"/>
                   <a:graphic>
                     <a:graphicData uri="http://schemas.openxmlformats.org/drawingml/2006/picture">
                       <pic:pic>
                         <pic:nvPicPr>
-                          <pic:cNvPr descr="bayesian-inference_files/figure-docx/posterior-predictive-check-plot-1.png" id="125" name="Picture"/>
+                          <pic:cNvPr descr="bayesian-inference_files/figure-docx/posterior-predictive-check-plot-1.png" id="126" name="Picture"/>
                           <pic:cNvPicPr>
                             <a:picLocks noChangeArrowheads="1" noChangeAspect="1"/>
                           </pic:cNvPicPr>
                         </pic:nvPicPr>
                         <pic:blipFill>
-                          <a:blip r:embed="rId123"/>
+                          <a:blip r:embed="rId124"/>
                           <a:stretch>
                             <a:fillRect/>
                           </a:stretch>
@@ -40297,18 +40278,18 @@
                 <wp:inline>
                   <wp:extent cx="5334000" cy="2333625"/>
                   <wp:effectExtent b="0" l="0" r="0" t="0"/>
-                  <wp:docPr descr="" title="" id="127" name="Picture"/>
+                  <wp:docPr descr="" title="" id="128" name="Picture"/>
                   <a:graphic>
                     <a:graphicData uri="http://schemas.openxmlformats.org/drawingml/2006/picture">
                       <pic:pic>
                         <pic:nvPicPr>
-                          <pic:cNvPr descr="bayesian-inference_files/figure-docx/posterior-predictive-check-plot-py-1.png" id="128" name="Picture"/>
+                          <pic:cNvPr descr="bayesian-inference_files/figure-docx/posterior-predictive-check-plot-py-1.png" id="129" name="Picture"/>
                           <pic:cNvPicPr>
                             <a:picLocks noChangeArrowheads="1" noChangeAspect="1"/>
                           </pic:cNvPicPr>
                         </pic:nvPicPr>
                         <pic:blipFill>
-                          <a:blip r:embed="rId126"/>
+                          <a:blip r:embed="rId127"/>
                           <a:stretch>
                             <a:fillRect/>
                           </a:stretch>
@@ -40436,7 +40417,7 @@
               <w:t xml:space="preserve">data.</w:t>
             </w:r>
           </w:p>
-          <w:bookmarkEnd w:id="129"/>
+          <w:bookmarkEnd w:id="130"/>
         </w:tc>
       </w:tr>
     </w:tbl>
@@ -40498,8 +40479,8 @@
         <w:t xml:space="preserve">for everyone cannot reproduce that.</w:t>
       </w:r>
     </w:p>
-    <w:bookmarkEnd w:id="130"/>
-    <w:bookmarkStart w:id="131" w:name="def-ppp-value"/>
+    <w:bookmarkEnd w:id="131"/>
+    <w:bookmarkStart w:id="132" w:name="def-ppp-value"/>
     <w:p>
       <w:pPr>
         <w:pStyle w:val="BodyText"/>
@@ -40585,7 +40566,7 @@
       </w:pPr>
       <w:r>
         <w:t xml:space="preserve">$$
-    p_B = \Pr\mathopen{}\left(T(\mathord{\smash[b]{\underset{\raise.3ex\hbox{$\scriptstyle\sim$}}{Y}}\vphantom{Y}}^{\mathrm{rep}}) \ge T(\mathord{\smash[b]{\underset{\raise.3ex\hbox{$\scriptstyle\sim$}}{y}}\vphantom{y}}) \mid \mathord{\smash[b]{\underset{\raise.3ex\hbox{$\scriptstyle\sim$}}{y}}\vphantom{y}}\right)\mathclose{},
+    p_B = {\Pr\mathopen{}\left(T(\mathord{\smash[b]{\underset{\raise.3ex\hbox{$\scriptstyle\sim$}}{Y}}\vphantom{Y}}^{\mathrm{rep}}) \ge T(\mathord{\smash[b]{\underset{\raise.3ex\hbox{$\scriptstyle\sim$}}{y}}\vphantom{y}}) \mid \mathord{\smash[b]{\underset{\raise.3ex\hbox{$\scriptstyle\sim$}}{y}}\vphantom{y}}\right)\mathclose{}},
     $$</w:t>
       </w:r>
     </w:p>
@@ -40657,8 +40638,8 @@
         <w:t xml:space="preserve">.</w:t>
       </w:r>
     </w:p>
-    <w:bookmarkEnd w:id="131"/>
-    <w:bookmarkStart w:id="133" w:name="exm-ppp-value"/>
+    <w:bookmarkEnd w:id="132"/>
+    <w:bookmarkStart w:id="134" w:name="exm-ppp-value"/>
     <w:p>
       <w:pPr>
         <w:pStyle w:val="BodyText"/>
@@ -41013,7 +40994,7 @@
       <w:r>
         <w:t xml:space="preserve"> </w:t>
       </w:r>
-      <w:hyperlink r:id="rId132">
+      <w:hyperlink r:id="rId133">
         <w:r>
           <w:rPr>
             <w:rStyle w:val="Hyperlink"/>
@@ -41028,8 +41009,8 @@
         <w:t xml:space="preserve">fitted on the companion page.</w:t>
       </w:r>
     </w:p>
-    <w:bookmarkEnd w:id="133"/>
-    <w:bookmarkStart w:id="134" w:name="rem-ppp-value-estimate"/>
+    <w:bookmarkEnd w:id="134"/>
+    <w:bookmarkStart w:id="135" w:name="rem-ppp-value-estimate"/>
     <w:p>
       <w:pPr>
         <w:pStyle w:val="BodyText"/>
@@ -41097,9 +41078,9 @@
         <w:t xml:space="preserve">A value near 0 or 1 means the observed data are unusual under the model.</w:t>
       </w:r>
     </w:p>
-    <w:bookmarkEnd w:id="134"/>
     <w:bookmarkEnd w:id="135"/>
-    <w:bookmarkStart w:id="143" w:name="sec-bayes-hierarchies"/>
+    <w:bookmarkEnd w:id="136"/>
+    <w:bookmarkStart w:id="144" w:name="sec-bayes-hierarchies"/>
     <w:p>
       <w:pPr>
         <w:pStyle w:val="Heading2"/>
@@ -41108,7 +41089,7 @@
         <w:t xml:space="preserve">5 Distributions and hierarchies</w:t>
       </w:r>
     </w:p>
-    <w:bookmarkStart w:id="136" w:name="def-hierarchical-model"/>
+    <w:bookmarkStart w:id="137" w:name="def-hierarchical-model"/>
     <w:p>
       <w:pPr>
         <w:pStyle w:val="FirstParagraph"/>
@@ -41197,8 +41178,8 @@
         <w:t xml:space="preserve">.</w:t>
       </w:r>
     </w:p>
-    <w:bookmarkEnd w:id="136"/>
-    <w:bookmarkStart w:id="137" w:name="rem-hierarchical-model-structure"/>
+    <w:bookmarkEnd w:id="137"/>
+    <w:bookmarkStart w:id="138" w:name="rem-hierarchical-model-structure"/>
     <w:p>
       <w:pPr>
         <w:pStyle w:val="BodyText"/>
@@ -41254,8 +41235,8 @@
         <w:t xml:space="preserve">).</w:t>
       </w:r>
     </w:p>
-    <w:bookmarkEnd w:id="137"/>
-    <w:bookmarkStart w:id="138" w:name="def-hyperparameter"/>
+    <w:bookmarkEnd w:id="138"/>
+    <w:bookmarkStart w:id="139" w:name="def-hyperparameter"/>
     <w:p>
       <w:pPr>
         <w:pStyle w:val="BodyText"/>
@@ -41333,8 +41314,8 @@
         <w:t xml:space="preserve">.</w:t>
       </w:r>
     </w:p>
-    <w:bookmarkEnd w:id="138"/>
-    <w:bookmarkStart w:id="139" w:name="def-hyperprior"/>
+    <w:bookmarkEnd w:id="139"/>
+    <w:bookmarkStart w:id="140" w:name="def-hyperprior"/>
     <w:p>
       <w:pPr>
         <w:pStyle w:val="BodyText"/>
@@ -41409,8 +41390,8 @@
         <w:t xml:space="preserve">.</w:t>
       </w:r>
     </w:p>
-    <w:bookmarkEnd w:id="139"/>
-    <w:bookmarkStart w:id="140" w:name="exm-two-level-normal"/>
+    <w:bookmarkEnd w:id="140"/>
+    <w:bookmarkStart w:id="141" w:name="exm-two-level-normal"/>
     <w:p>
       <w:pPr>
         <w:pStyle w:val="BodyText"/>
@@ -41914,7 +41895,7 @@
         <w:t xml:space="preserve">.</w:t>
       </w:r>
     </w:p>
-    <w:bookmarkEnd w:id="140"/>
+    <w:bookmarkEnd w:id="141"/>
     <w:p>
       <w:pPr>
         <w:pStyle w:val="BodyText"/>
@@ -42047,7 +42028,7 @@
       <w:r>
         <w:t xml:space="preserve"> </w:t>
       </w:r>
-      <w:hyperlink r:id="rId141">
+      <w:hyperlink r:id="rId142">
         <w:r>
           <w:rPr>
             <w:rStyle w:val="Hyperlink"/>
@@ -42129,7 +42110,7 @@
       <w:r>
         <w:t xml:space="preserve"> </w:t>
       </w:r>
-      <w:hyperlink r:id="rId142">
+      <w:hyperlink r:id="rId143">
         <w:r>
           <w:rPr>
             <w:rStyle w:val="Hyperlink"/>
@@ -42146,8 +42127,8 @@
         <w:t xml:space="preserve">(Statistical Rethinking 2026, Lecture B01).</w:t>
       </w:r>
     </w:p>
-    <w:bookmarkEnd w:id="143"/>
-    <w:bookmarkStart w:id="158" w:name="sec-bayes-resources"/>
+    <w:bookmarkEnd w:id="144"/>
+    <w:bookmarkStart w:id="159" w:name="sec-bayes-resources"/>
     <w:p>
       <w:pPr>
         <w:pStyle w:val="Heading2"/>
@@ -42164,39 +42145,13 @@
         <w:t xml:space="preserve">The following resources cover Bayesian inference in more depth.</w:t>
       </w:r>
     </w:p>
-    <w:bookmarkStart w:id="152" w:name="uc-davis-courses"/>
+    <w:bookmarkStart w:id="153" w:name="uc-davis-courses"/>
     <w:p>
       <w:pPr>
         <w:pStyle w:val="Heading3"/>
       </w:pPr>
       <w:r>
         <w:t xml:space="preserve">6.1 UC Davis courses</w:t>
-      </w:r>
-    </w:p>
-    <w:p>
-      <w:pPr>
-        <w:pStyle w:val="Compact"/>
-        <w:numPr>
-          <w:ilvl w:val="0"/>
-          <w:numId w:val="1008"/>
-        </w:numPr>
-      </w:pPr>
-      <w:hyperlink r:id="rId144">
-        <w:r>
-          <w:rPr>
-            <w:rStyle w:val="Hyperlink"/>
-          </w:rPr>
-          <w:t xml:space="preserve">STA 015C</w:t>
-        </w:r>
-      </w:hyperlink>
-      <w:r>
-        <w:t xml:space="preserve">:</w:t>
-      </w:r>
-      <w:r>
-        <w:t xml:space="preserve"> </w:t>
-      </w:r>
-      <w:r>
-        <w:t xml:space="preserve">“Introduction to Statistical Data Science III”</w:t>
       </w:r>
     </w:p>
     <w:p>
@@ -42212,7 +42167,7 @@
           <w:rPr>
             <w:rStyle w:val="Hyperlink"/>
           </w:rPr>
-          <w:t xml:space="preserve">STA 035C</w:t>
+          <w:t xml:space="preserve">STA 015C</w:t>
         </w:r>
       </w:hyperlink>
       <w:r>
@@ -42222,7 +42177,7 @@
         <w:t xml:space="preserve"> </w:t>
       </w:r>
       <w:r>
-        <w:t xml:space="preserve">“Statistical Data Science III”</w:t>
+        <w:t xml:space="preserve">“Introduction to Statistical Data Science III”</w:t>
       </w:r>
     </w:p>
     <w:p>
@@ -42238,7 +42193,7 @@
           <w:rPr>
             <w:rStyle w:val="Hyperlink"/>
           </w:rPr>
-          <w:t xml:space="preserve">STA 145</w:t>
+          <w:t xml:space="preserve">STA 035C</w:t>
         </w:r>
       </w:hyperlink>
       <w:r>
@@ -42248,7 +42203,7 @@
         <w:t xml:space="preserve"> </w:t>
       </w:r>
       <w:r>
-        <w:t xml:space="preserve">“Bayesian Statistical Inference”</w:t>
+        <w:t xml:space="preserve">“Statistical Data Science III”</w:t>
       </w:r>
     </w:p>
     <w:p>
@@ -42264,7 +42219,7 @@
           <w:rPr>
             <w:rStyle w:val="Hyperlink"/>
           </w:rPr>
-          <w:t xml:space="preserve">ECL 234</w:t>
+          <w:t xml:space="preserve">STA 145</w:t>
         </w:r>
       </w:hyperlink>
       <w:r>
@@ -42274,7 +42229,7 @@
         <w:t xml:space="preserve"> </w:t>
       </w:r>
       <w:r>
-        <w:t xml:space="preserve">“Bayesian Models - A Statistical Primer”</w:t>
+        <w:t xml:space="preserve">“Bayesian Statistical Inference”</w:t>
       </w:r>
     </w:p>
     <w:p>
@@ -42290,7 +42245,7 @@
           <w:rPr>
             <w:rStyle w:val="Hyperlink"/>
           </w:rPr>
-          <w:t xml:space="preserve">PLS 207</w:t>
+          <w:t xml:space="preserve">ECL 234</w:t>
         </w:r>
       </w:hyperlink>
       <w:r>
@@ -42300,7 +42255,7 @@
         <w:t xml:space="preserve"> </w:t>
       </w:r>
       <w:r>
-        <w:t xml:space="preserve">“Applied Statistical Modeling for the Environmental Sciences”</w:t>
+        <w:t xml:space="preserve">“Bayesian Models - A Statistical Primer”</w:t>
       </w:r>
     </w:p>
     <w:p>
@@ -42316,7 +42271,7 @@
           <w:rPr>
             <w:rStyle w:val="Hyperlink"/>
           </w:rPr>
-          <w:t xml:space="preserve">PSC 205H</w:t>
+          <w:t xml:space="preserve">PLS 207</w:t>
         </w:r>
       </w:hyperlink>
       <w:r>
@@ -42326,7 +42281,7 @@
         <w:t xml:space="preserve"> </w:t>
       </w:r>
       <w:r>
-        <w:t xml:space="preserve">“Applied Bayesian Statistics for Social Scientists”</w:t>
+        <w:t xml:space="preserve">“Applied Statistical Modeling for the Environmental Sciences”</w:t>
       </w:r>
     </w:p>
     <w:p>
@@ -42342,7 +42297,7 @@
           <w:rPr>
             <w:rStyle w:val="Hyperlink"/>
           </w:rPr>
-          <w:t xml:space="preserve">POL 280</w:t>
+          <w:t xml:space="preserve">PSC 205H</w:t>
         </w:r>
       </w:hyperlink>
       <w:r>
@@ -42352,7 +42307,7 @@
         <w:t xml:space="preserve"> </w:t>
       </w:r>
       <w:r>
-        <w:t xml:space="preserve">“Bayesian Methods: for Social &amp; Behavioral Sciences”</w:t>
+        <w:t xml:space="preserve">“Applied Bayesian Statistics for Social Scientists”</w:t>
       </w:r>
     </w:p>
     <w:p>
@@ -42368,6 +42323,32 @@
           <w:rPr>
             <w:rStyle w:val="Hyperlink"/>
           </w:rPr>
+          <w:t xml:space="preserve">POL 280</w:t>
+        </w:r>
+      </w:hyperlink>
+      <w:r>
+        <w:t xml:space="preserve">:</w:t>
+      </w:r>
+      <w:r>
+        <w:t xml:space="preserve"> </w:t>
+      </w:r>
+      <w:r>
+        <w:t xml:space="preserve">“Bayesian Methods: for Social &amp; Behavioral Sciences”</w:t>
+      </w:r>
+    </w:p>
+    <w:p>
+      <w:pPr>
+        <w:pStyle w:val="Compact"/>
+        <w:numPr>
+          <w:ilvl w:val="0"/>
+          <w:numId w:val="1008"/>
+        </w:numPr>
+      </w:pPr>
+      <w:hyperlink r:id="rId152">
+        <w:r>
+          <w:rPr>
+            <w:rStyle w:val="Hyperlink"/>
+          </w:rPr>
           <w:t xml:space="preserve">BAX 442</w:t>
         </w:r>
       </w:hyperlink>
@@ -42381,8 +42362,8 @@
         <w:t xml:space="preserve">“Advanced Statistics”</w:t>
       </w:r>
     </w:p>
-    <w:bookmarkEnd w:id="152"/>
-    <w:bookmarkStart w:id="157" w:name="books"/>
+    <w:bookmarkEnd w:id="153"/>
+    <w:bookmarkStart w:id="158" w:name="books"/>
     <w:p>
       <w:pPr>
         <w:pStyle w:val="Heading3"/>
@@ -42444,7 +42425,7 @@
       <w:r>
         <w:t xml:space="preserve"> </w:t>
       </w:r>
-      <w:hyperlink r:id="rId147">
+      <w:hyperlink r:id="rId148">
         <w:r>
           <w:rPr>
             <w:rStyle w:val="Hyperlink"/>
@@ -42473,7 +42454,7 @@
       <w:r>
         <w:t xml:space="preserve"> </w:t>
       </w:r>
-      <w:hyperlink r:id="rId153">
+      <w:hyperlink r:id="rId154">
         <w:r>
           <w:rPr>
             <w:rStyle w:val="Hyperlink"/>
@@ -42493,7 +42474,7 @@
       <w:r>
         <w:t xml:space="preserve"> </w:t>
       </w:r>
-      <w:hyperlink r:id="rId154">
+      <w:hyperlink r:id="rId155">
         <w:r>
           <w:rPr>
             <w:rStyle w:val="Hyperlink"/>
@@ -42513,7 +42494,7 @@
       <w:r>
         <w:t xml:space="preserve"> </w:t>
       </w:r>
-      <w:hyperlink r:id="rId155">
+      <w:hyperlink r:id="rId156">
         <w:r>
           <w:rPr>
             <w:rStyle w:val="Hyperlink"/>
@@ -42533,7 +42514,7 @@
       <w:r>
         <w:t xml:space="preserve"> </w:t>
       </w:r>
-      <w:hyperlink r:id="rId156">
+      <w:hyperlink r:id="rId157">
         <w:r>
           <w:rPr>
             <w:rStyle w:val="Hyperlink"/>
@@ -42607,7 +42588,7 @@
       <w:r>
         <w:t xml:space="preserve"> </w:t>
       </w:r>
-      <w:hyperlink r:id="rId148">
+      <w:hyperlink r:id="rId149">
         <w:r>
           <w:rPr>
             <w:rStyle w:val="Hyperlink"/>
@@ -42616,9 +42597,9 @@
         </w:r>
       </w:hyperlink>
     </w:p>
-    <w:bookmarkEnd w:id="157"/>
     <w:bookmarkEnd w:id="158"/>
-    <w:bookmarkStart w:id="206" w:name="references"/>
+    <w:bookmarkEnd w:id="159"/>
+    <w:bookmarkStart w:id="207" w:name="references"/>
     <w:p>
       <w:pPr>
         <w:pStyle w:val="Heading2"/>
@@ -42627,8 +42608,8 @@
         <w:t xml:space="preserve">References</w:t>
       </w:r>
     </w:p>
-    <w:bookmarkStart w:id="205" w:name="refs"/>
-    <w:bookmarkStart w:id="160" w:name="ref-dobson4e"/>
+    <w:bookmarkStart w:id="206" w:name="refs"/>
+    <w:bookmarkStart w:id="161" w:name="ref-dobson4e"/>
     <w:p>
       <w:pPr>
         <w:pStyle w:val="Bibliography"/>
@@ -42661,7 +42642,7 @@
       <w:r>
         <w:t xml:space="preserve"> </w:t>
       </w:r>
-      <w:hyperlink r:id="rId159">
+      <w:hyperlink r:id="rId160">
         <w:r>
           <w:rPr>
             <w:rStyle w:val="Hyperlink"/>
@@ -42673,8 +42654,8 @@
         <w:t xml:space="preserve">.</w:t>
       </w:r>
     </w:p>
-    <w:bookmarkEnd w:id="160"/>
-    <w:bookmarkStart w:id="162" w:name="ref-wikipedia_frequentist_inference"/>
+    <w:bookmarkEnd w:id="161"/>
+    <w:bookmarkStart w:id="163" w:name="ref-wikipedia_frequentist_inference"/>
     <w:p>
       <w:pPr>
         <w:pStyle w:val="Bibliography"/>
@@ -42721,7 +42702,7 @@
       <w:r>
         <w:t xml:space="preserve"> </w:t>
       </w:r>
-      <w:hyperlink r:id="rId161">
+      <w:hyperlink r:id="rId162">
         <w:r>
           <w:rPr>
             <w:rStyle w:val="Hyperlink"/>
@@ -42730,8 +42711,8 @@
         </w:r>
       </w:hyperlink>
     </w:p>
-    <w:bookmarkEnd w:id="162"/>
-    <w:bookmarkStart w:id="164" w:name="ref-wikipedia_bayesian_statistics"/>
+    <w:bookmarkEnd w:id="163"/>
+    <w:bookmarkStart w:id="165" w:name="ref-wikipedia_bayesian_statistics"/>
     <w:p>
       <w:pPr>
         <w:pStyle w:val="Bibliography"/>
@@ -42778,7 +42759,7 @@
       <w:r>
         <w:t xml:space="preserve"> </w:t>
       </w:r>
-      <w:hyperlink r:id="rId163">
+      <w:hyperlink r:id="rId164">
         <w:r>
           <w:rPr>
             <w:rStyle w:val="Hyperlink"/>
@@ -42787,8 +42768,8 @@
         </w:r>
       </w:hyperlink>
     </w:p>
-    <w:bookmarkEnd w:id="164"/>
-    <w:bookmarkStart w:id="166" w:name="ref-wikipedia_prior_probability"/>
+    <w:bookmarkEnd w:id="165"/>
+    <w:bookmarkStart w:id="167" w:name="ref-wikipedia_prior_probability"/>
     <w:p>
       <w:pPr>
         <w:pStyle w:val="Bibliography"/>
@@ -42835,7 +42816,7 @@
       <w:r>
         <w:t xml:space="preserve"> </w:t>
       </w:r>
-      <w:hyperlink r:id="rId165">
+      <w:hyperlink r:id="rId166">
         <w:r>
           <w:rPr>
             <w:rStyle w:val="Hyperlink"/>
@@ -42844,8 +42825,8 @@
         </w:r>
       </w:hyperlink>
     </w:p>
-    <w:bookmarkEnd w:id="166"/>
-    <w:bookmarkStart w:id="168" w:name="ref-wikipedia_posterior_probability"/>
+    <w:bookmarkEnd w:id="167"/>
+    <w:bookmarkStart w:id="169" w:name="ref-wikipedia_posterior_probability"/>
     <w:p>
       <w:pPr>
         <w:pStyle w:val="Bibliography"/>
@@ -42892,7 +42873,7 @@
       <w:r>
         <w:t xml:space="preserve"> </w:t>
       </w:r>
-      <w:hyperlink r:id="rId167">
+      <w:hyperlink r:id="rId168">
         <w:r>
           <w:rPr>
             <w:rStyle w:val="Hyperlink"/>
@@ -42901,8 +42882,8 @@
         </w:r>
       </w:hyperlink>
     </w:p>
-    <w:bookmarkEnd w:id="168"/>
-    <w:bookmarkStart w:id="170" w:name="ref-wikipedia_marginal_likelihood"/>
+    <w:bookmarkEnd w:id="169"/>
+    <w:bookmarkStart w:id="171" w:name="ref-wikipedia_marginal_likelihood"/>
     <w:p>
       <w:pPr>
         <w:pStyle w:val="Bibliography"/>
@@ -42949,7 +42930,7 @@
       <w:r>
         <w:t xml:space="preserve"> </w:t>
       </w:r>
-      <w:hyperlink r:id="rId169">
+      <w:hyperlink r:id="rId170">
         <w:r>
           <w:rPr>
             <w:rStyle w:val="Hyperlink"/>
@@ -42958,8 +42939,8 @@
         </w:r>
       </w:hyperlink>
     </w:p>
-    <w:bookmarkEnd w:id="170"/>
-    <w:bookmarkStart w:id="172" w:name="ref-wikipedia_bayes_theorem"/>
+    <w:bookmarkEnd w:id="171"/>
+    <w:bookmarkStart w:id="173" w:name="ref-wikipedia_bayes_theorem"/>
     <w:p>
       <w:pPr>
         <w:pStyle w:val="Bibliography"/>
@@ -43006,7 +42987,7 @@
       <w:r>
         <w:t xml:space="preserve"> </w:t>
       </w:r>
-      <w:hyperlink r:id="rId171">
+      <w:hyperlink r:id="rId172">
         <w:r>
           <w:rPr>
             <w:rStyle w:val="Hyperlink"/>
@@ -43015,8 +42996,8 @@
         </w:r>
       </w:hyperlink>
     </w:p>
-    <w:bookmarkEnd w:id="172"/>
-    <w:bookmarkStart w:id="174" w:name="X871396e0f5ab7b472f10de45599a17f11852f5b"/>
+    <w:bookmarkEnd w:id="173"/>
+    <w:bookmarkStart w:id="175" w:name="X871396e0f5ab7b472f10de45599a17f11852f5b"/>
     <w:p>
       <w:pPr>
         <w:pStyle w:val="Bibliography"/>
@@ -43063,7 +43044,7 @@
       <w:r>
         <w:t xml:space="preserve"> </w:t>
       </w:r>
-      <w:hyperlink r:id="rId173">
+      <w:hyperlink r:id="rId174">
         <w:r>
           <w:rPr>
             <w:rStyle w:val="Hyperlink"/>
@@ -43072,8 +43053,8 @@
         </w:r>
       </w:hyperlink>
     </w:p>
-    <w:bookmarkEnd w:id="174"/>
-    <w:bookmarkStart w:id="176" w:name="ref-wikipedia_credible_interval"/>
+    <w:bookmarkEnd w:id="175"/>
+    <w:bookmarkStart w:id="177" w:name="ref-wikipedia_credible_interval"/>
     <w:p>
       <w:pPr>
         <w:pStyle w:val="Bibliography"/>
@@ -43120,7 +43101,7 @@
       <w:r>
         <w:t xml:space="preserve"> </w:t>
       </w:r>
-      <w:hyperlink r:id="rId175">
+      <w:hyperlink r:id="rId176">
         <w:r>
           <w:rPr>
             <w:rStyle w:val="Hyperlink"/>
@@ -43129,8 +43110,8 @@
         </w:r>
       </w:hyperlink>
     </w:p>
-    <w:bookmarkEnd w:id="176"/>
-    <w:bookmarkStart w:id="178" w:name="ref-CaseBerg01"/>
+    <w:bookmarkEnd w:id="177"/>
+    <w:bookmarkStart w:id="179" w:name="ref-CaseBerg01"/>
     <w:p>
       <w:pPr>
         <w:pStyle w:val="Bibliography"/>
@@ -43163,7 +43144,7 @@
       <w:r>
         <w:t xml:space="preserve"> </w:t>
       </w:r>
-      <w:hyperlink r:id="rId177">
+      <w:hyperlink r:id="rId178">
         <w:r>
           <w:rPr>
             <w:rStyle w:val="Hyperlink"/>
@@ -43172,8 +43153,8 @@
         </w:r>
       </w:hyperlink>
     </w:p>
-    <w:bookmarkEnd w:id="178"/>
-    <w:bookmarkStart w:id="179" w:name="ref-hoggtanis2015"/>
+    <w:bookmarkEnd w:id="179"/>
+    <w:bookmarkStart w:id="180" w:name="ref-hoggtanis2015"/>
     <w:p>
       <w:pPr>
         <w:pStyle w:val="Bibliography"/>
@@ -43204,8 +43185,8 @@
         <w:t xml:space="preserve">, Tenth edition. Boston: Pearson, 2019.</w:t>
       </w:r>
     </w:p>
-    <w:bookmarkEnd w:id="179"/>
-    <w:bookmarkStart w:id="180" w:name="ref-rice2007mathematical"/>
+    <w:bookmarkEnd w:id="180"/>
+    <w:bookmarkStart w:id="181" w:name="ref-rice2007mathematical"/>
     <w:p>
       <w:pPr>
         <w:pStyle w:val="Bibliography"/>
@@ -43236,8 +43217,8 @@
         <w:t xml:space="preserve">, 3rd ed. Belmont, CA: Cengage Learning, 2007.</w:t>
       </w:r>
     </w:p>
-    <w:bookmarkEnd w:id="180"/>
-    <w:bookmarkStart w:id="182" w:name="ref-wikipedia_conjugate_prior"/>
+    <w:bookmarkEnd w:id="181"/>
+    <w:bookmarkStart w:id="183" w:name="ref-wikipedia_conjugate_prior"/>
     <w:p>
       <w:pPr>
         <w:pStyle w:val="Bibliography"/>
@@ -43284,7 +43265,7 @@
       <w:r>
         <w:t xml:space="preserve"> </w:t>
       </w:r>
-      <w:hyperlink r:id="rId181">
+      <w:hyperlink r:id="rId182">
         <w:r>
           <w:rPr>
             <w:rStyle w:val="Hyperlink"/>
@@ -43293,8 +43274,8 @@
         </w:r>
       </w:hyperlink>
     </w:p>
-    <w:bookmarkEnd w:id="182"/>
-    <w:bookmarkStart w:id="183" w:name="ref-hosmer1989applied"/>
+    <w:bookmarkEnd w:id="183"/>
+    <w:bookmarkStart w:id="184" w:name="ref-hosmer1989applied"/>
     <w:p>
       <w:pPr>
         <w:pStyle w:val="Bibliography"/>
@@ -43325,8 +43306,8 @@
         <w:t xml:space="preserve">. New York: Wiley, 1989.</w:t>
       </w:r>
     </w:p>
-    <w:bookmarkEnd w:id="183"/>
-    <w:bookmarkStart w:id="185" w:name="ref-venables2002modern"/>
+    <w:bookmarkEnd w:id="184"/>
+    <w:bookmarkStart w:id="186" w:name="ref-venables2002modern"/>
     <w:p>
       <w:pPr>
         <w:pStyle w:val="Bibliography"/>
@@ -43373,7 +43354,7 @@
       <w:r>
         <w:t xml:space="preserve"> </w:t>
       </w:r>
-      <w:hyperlink r:id="rId184">
+      <w:hyperlink r:id="rId185">
         <w:r>
           <w:rPr>
             <w:rStyle w:val="Hyperlink"/>
@@ -43385,8 +43366,8 @@
         <w:t xml:space="preserve">.</w:t>
       </w:r>
     </w:p>
-    <w:bookmarkEnd w:id="185"/>
-    <w:bookmarkStart w:id="187" w:name="ref-gelman2013bda"/>
+    <w:bookmarkEnd w:id="186"/>
+    <w:bookmarkStart w:id="188" w:name="ref-gelman2013bda"/>
     <w:p>
       <w:pPr>
         <w:pStyle w:val="Bibliography"/>
@@ -43419,7 +43400,7 @@
       <w:r>
         <w:t xml:space="preserve"> </w:t>
       </w:r>
-      <w:hyperlink r:id="rId186">
+      <w:hyperlink r:id="rId187">
         <w:r>
           <w:rPr>
             <w:rStyle w:val="Hyperlink"/>
@@ -43431,8 +43412,8 @@
         <w:t xml:space="preserve">.</w:t>
       </w:r>
     </w:p>
-    <w:bookmarkEnd w:id="187"/>
-    <w:bookmarkStart w:id="188" w:name="ref-statrethink2e"/>
+    <w:bookmarkEnd w:id="188"/>
+    <w:bookmarkStart w:id="189" w:name="ref-statrethink2e"/>
     <w:p>
       <w:pPr>
         <w:pStyle w:val="Bibliography"/>
@@ -43533,8 +43514,8 @@
         <w:t xml:space="preserve">, Second edition. in Chapman &amp; hall/CRC texts in statistical science series. Boca Raton, FL: CRC Press, 2020.</w:t>
       </w:r>
     </w:p>
-    <w:bookmarkEnd w:id="188"/>
-    <w:bookmarkStart w:id="190" w:name="X251fce381c68f4be8e1b2ff4193232d14fa7d18"/>
+    <w:bookmarkEnd w:id="189"/>
+    <w:bookmarkStart w:id="191" w:name="X251fce381c68f4be8e1b2ff4193232d14fa7d18"/>
     <w:p>
       <w:pPr>
         <w:pStyle w:val="Bibliography"/>
@@ -43581,7 +43562,7 @@
       <w:r>
         <w:t xml:space="preserve"> </w:t>
       </w:r>
-      <w:hyperlink r:id="rId189">
+      <w:hyperlink r:id="rId190">
         <w:r>
           <w:rPr>
             <w:rStyle w:val="Hyperlink"/>
@@ -43590,8 +43571,8 @@
         </w:r>
       </w:hyperlink>
     </w:p>
-    <w:bookmarkEnd w:id="190"/>
-    <w:bookmarkStart w:id="192" w:name="Xea103239a4db138db144761a8bb4f764e3355fe"/>
+    <w:bookmarkEnd w:id="191"/>
+    <w:bookmarkStart w:id="193" w:name="Xea103239a4db138db144761a8bb4f764e3355fe"/>
     <w:p>
       <w:pPr>
         <w:pStyle w:val="Bibliography"/>
@@ -43638,7 +43619,7 @@
       <w:r>
         <w:t xml:space="preserve"> </w:t>
       </w:r>
-      <w:hyperlink r:id="rId191">
+      <w:hyperlink r:id="rId192">
         <w:r>
           <w:rPr>
             <w:rStyle w:val="Hyperlink"/>
@@ -43647,8 +43628,8 @@
         </w:r>
       </w:hyperlink>
     </w:p>
-    <w:bookmarkEnd w:id="192"/>
-    <w:bookmarkStart w:id="194" w:name="ref-wikipedia_hyperparameter"/>
+    <w:bookmarkEnd w:id="193"/>
+    <w:bookmarkStart w:id="195" w:name="ref-wikipedia_hyperparameter"/>
     <w:p>
       <w:pPr>
         <w:pStyle w:val="Bibliography"/>
@@ -43695,7 +43676,7 @@
       <w:r>
         <w:t xml:space="preserve"> </w:t>
       </w:r>
-      <w:hyperlink r:id="rId193">
+      <w:hyperlink r:id="rId194">
         <w:r>
           <w:rPr>
             <w:rStyle w:val="Hyperlink"/>
@@ -43704,8 +43685,8 @@
         </w:r>
       </w:hyperlink>
     </w:p>
-    <w:bookmarkEnd w:id="194"/>
-    <w:bookmarkStart w:id="196" w:name="ref-rossbayes"/>
+    <w:bookmarkEnd w:id="195"/>
+    <w:bookmarkStart w:id="197" w:name="ref-rossbayes"/>
     <w:p>
       <w:pPr>
         <w:pStyle w:val="Bibliography"/>
@@ -43738,7 +43719,7 @@
       <w:r>
         <w:t xml:space="preserve"> </w:t>
       </w:r>
-      <w:hyperlink r:id="rId195">
+      <w:hyperlink r:id="rId196">
         <w:r>
           <w:rPr>
             <w:rStyle w:val="Hyperlink"/>
@@ -43747,8 +43728,8 @@
         </w:r>
       </w:hyperlink>
     </w:p>
-    <w:bookmarkEnd w:id="196"/>
-    <w:bookmarkStart w:id="198" w:name="ref-aragon2018population"/>
+    <w:bookmarkEnd w:id="197"/>
+    <w:bookmarkStart w:id="199" w:name="ref-aragon2018population"/>
     <w:p>
       <w:pPr>
         <w:pStyle w:val="Bibliography"/>
@@ -43792,7 +43773,7 @@
       <w:r>
         <w:t xml:space="preserve"> </w:t>
       </w:r>
-      <w:hyperlink r:id="rId197">
+      <w:hyperlink r:id="rId198">
         <w:r>
           <w:rPr>
             <w:rStyle w:val="Hyperlink"/>
@@ -43801,8 +43782,8 @@
         </w:r>
       </w:hyperlink>
     </w:p>
-    <w:bookmarkEnd w:id="198"/>
-    <w:bookmarkStart w:id="199" w:name="ref-korner.bayes.ecology"/>
+    <w:bookmarkEnd w:id="199"/>
+    <w:bookmarkStart w:id="200" w:name="ref-korner.bayes.ecology"/>
     <w:p>
       <w:pPr>
         <w:pStyle w:val="Bibliography"/>
@@ -43889,8 +43870,8 @@
         <w:t xml:space="preserve">, 1st ed. Amsterdam, [Netherlands: Academic Press, 2015.</w:t>
       </w:r>
     </w:p>
-    <w:bookmarkEnd w:id="199"/>
-    <w:bookmarkStart w:id="201" w:name="ref-CowlesMaryKathryn2013ABSW"/>
+    <w:bookmarkEnd w:id="200"/>
+    <w:bookmarkStart w:id="202" w:name="ref-CowlesMaryKathryn2013ABSW"/>
     <w:p>
       <w:pPr>
         <w:pStyle w:val="Bibliography"/>
@@ -43979,7 +43960,7 @@
       <w:r>
         <w:t xml:space="preserve"> </w:t>
       </w:r>
-      <w:hyperlink r:id="rId200">
+      <w:hyperlink r:id="rId201">
         <w:r>
           <w:rPr>
             <w:rStyle w:val="Hyperlink"/>
@@ -43991,8 +43972,8 @@
         <w:t xml:space="preserve">.</w:t>
       </w:r>
     </w:p>
-    <w:bookmarkEnd w:id="201"/>
-    <w:bookmarkStart w:id="203" w:name="ref-kery-bayes-pop"/>
+    <w:bookmarkEnd w:id="202"/>
+    <w:bookmarkStart w:id="204" w:name="ref-kery-bayes-pop"/>
     <w:p>
       <w:pPr>
         <w:pStyle w:val="Bibliography"/>
@@ -44053,7 +44034,7 @@
       <w:r>
         <w:t xml:space="preserve"> </w:t>
       </w:r>
-      <w:hyperlink r:id="rId202">
+      <w:hyperlink r:id="rId203">
         <w:r>
           <w:rPr>
             <w:rStyle w:val="Hyperlink"/>
@@ -44062,8 +44043,8 @@
         </w:r>
       </w:hyperlink>
     </w:p>
-    <w:bookmarkEnd w:id="203"/>
-    <w:bookmarkStart w:id="204" w:name="ref-HobbsN.Thompson2015Bmas"/>
+    <w:bookmarkEnd w:id="204"/>
+    <w:bookmarkStart w:id="205" w:name="ref-HobbsN.Thompson2015Bmas"/>
     <w:p>
       <w:pPr>
         <w:pStyle w:val="Bibliography"/>
@@ -44094,9 +44075,9 @@
         <w:t xml:space="preserve">, STU - Student edition. Princeton: Princeton University Press, 2015.</w:t>
       </w:r>
     </w:p>
-    <w:bookmarkEnd w:id="204"/>
     <w:bookmarkEnd w:id="205"/>
     <w:bookmarkEnd w:id="206"/>
+    <w:bookmarkEnd w:id="207"/>
     <w:sectPr>
       <w:footnotePr>
         <w:numRestart w:val="eachSect"/>
